--- a/arb/docx/17.content.docx
+++ b/arb/docx/17.content.docx
@@ -32,23 +32,6 @@
     </w:p>
     <w:p>
       <w:pPr>
-        <w:pStyle w:val="Heading2"/>
-        <w:bidi/>
-      </w:pPr>
-      <w:r>
-        <w:rPr>
-          <w:lang w:val="ar_AE" w:bidi="ar_AE"/>
-        </w:rPr>
-        <w:t>License Information</w:t>
-      </w:r>
-      <w:r>
-        <w:rPr>
-          <w:lang w:val="ar_AE" w:bidi="ar_AE"/>
-        </w:rPr>
-      </w:r>
-    </w:p>
-    <w:p>
-      <w:pPr>
         <w:bidi/>
       </w:pPr>
       <w:r>
@@ -61,19 +44,23 @@
           <w:b/>
           <w:lang w:val="ar_AE" w:bidi="ar_AE"/>
         </w:rPr>
-        <w:t>ملاحظات الدراسة (تينديل)</w:t>
-      </w:r>
-      <w:r>
-        <w:rPr>
-          <w:lang w:val="ar_AE" w:bidi="ar_AE"/>
-        </w:rPr>
-        <w:t xml:space="preserve"> (Arabic) is based on</w:t>
-      </w:r>
-      <w:r>
-        <w:rPr>
-          <w:lang w:val="ar_AE" w:bidi="ar_AE"/>
-        </w:rPr>
-        <w:t xml:space="preserve">: </w:t>
+        <w:t>Aquifer Open Study Notes</w:t>
+      </w:r>
+    </w:p>
+    <w:p>
+      <w:pPr>
+        <w:bidi/>
+      </w:pPr>
+      <w:r>
+        <w:rPr>
+          <w:lang w:val="ar_AE" w:bidi="ar_AE"/>
+        </w:rPr>
+      </w:r>
+      <w:r>
+        <w:rPr>
+          <w:lang w:val="ar_AE" w:bidi="ar_AE"/>
+        </w:rPr>
+        <w:t xml:space="preserve">This work is an adaptation of </w:t>
       </w:r>
       <w:r>
         <w:rPr>
@@ -85,64 +72,35 @@
         <w:rPr>
           <w:lang w:val="ar_AE" w:bidi="ar_AE"/>
         </w:rPr>
-        <w:t xml:space="preserve">, </w:t>
-      </w:r>
-      <w:hyperlink r:id="rId13">
-        <w:r>
-          <w:rPr>
-            <w:lang w:val="ar_AE" w:bidi="ar_AE"/>
-          </w:rPr>
-          <w:rPr>
-            <w:color w:val="0000EE"/>
-            <w:u w:val="single"/>
-          </w:rPr>
-          <w:t>Tyndale House Publishers</w:t>
-        </w:r>
-      </w:hyperlink>
-      <w:r>
-        <w:rPr>
-          <w:lang w:val="ar_AE" w:bidi="ar_AE"/>
-        </w:rPr>
-        <w:t xml:space="preserve">, 2019, which is licensed under a </w:t>
-      </w:r>
-      <w:hyperlink r:id="rId14">
-        <w:r>
-          <w:rPr>
-            <w:lang w:val="ar_AE" w:bidi="ar_AE"/>
-          </w:rPr>
-          <w:rPr>
-            <w:color w:val="0000EE"/>
-            <w:u w:val="single"/>
-          </w:rPr>
-          <w:t>CC BY-SA 4.0 license</w:t>
-        </w:r>
-      </w:hyperlink>
-      <w:r>
-        <w:rPr>
-          <w:lang w:val="ar_AE" w:bidi="ar_AE"/>
-        </w:rPr>
-        <w:t>.</w:t>
-      </w:r>
-      <w:r>
-        <w:rPr>
-          <w:lang w:val="ar_AE" w:bidi="ar_AE"/>
-        </w:rPr>
-      </w:r>
-    </w:p>
-    <w:p>
-      <w:pPr>
-        <w:bidi/>
-      </w:pPr>
-      <w:r>
-        <w:rPr>
-          <w:lang w:val="ar_AE" w:bidi="ar_AE"/>
-        </w:rPr>
-      </w:r>
-      <w:r>
-        <w:rPr>
-          <w:lang w:val="ar_AE" w:bidi="ar_AE"/>
-        </w:rPr>
-        <w:t>This PDF version is provided under the same license.</w:t>
+        <w:t xml:space="preserve"> © 2023 Tyndale House Publishers, licensed under the CC BY-SA 4.0 license. The adaptation, </w:t>
+      </w:r>
+      <w:r>
+        <w:rPr>
+          <w:lang w:val="ar_AE" w:bidi="ar_AE"/>
+        </w:rPr>
+        <w:t>Aquifer Open Study Notes</w:t>
+      </w:r>
+      <w:r>
+        <w:rPr>
+          <w:lang w:val="ar_AE" w:bidi="ar_AE"/>
+        </w:rPr>
+        <w:t>, was created by Mission Mutual and is also licensed under CC BY-SA 4.0.</w:t>
+      </w:r>
+    </w:p>
+    <w:p>
+      <w:pPr>
+        <w:bidi/>
+      </w:pPr>
+      <w:r>
+        <w:rPr>
+          <w:lang w:val="ar_AE" w:bidi="ar_AE"/>
+        </w:rPr>
+      </w:r>
+      <w:r>
+        <w:rPr>
+          <w:lang w:val="ar_AE" w:bidi="ar_AE"/>
+        </w:rPr>
+        <w:t>This resource has been adapted into multiple languages, including English, Tok Pisin, Arabic (عربي), French (Français), Hindi (हिंदी), Indonesian (Bahasa Indonesia), Portuguese (Português), Russian (Русский), Spanish (Español), Swahili (Kiswahili), and Simplified Chinese (简体中文).</w:t>
       </w:r>
       <w:r>
         <w:rPr>
@@ -343,7 +301,7 @@
         </w:rPr>
         <w:t xml:space="preserve">). كان أبوه، داريوس الأول (521–486 قبل الميلاد)، ملكًا عندما شجع حجّي وزكريّا شعب يهوذا على إكمال بناء الهيكل في أورشليم (انظر </w:t>
       </w:r>
-      <w:hyperlink r:id="rId15">
+      <w:hyperlink r:id="rId13">
         <w:r>
           <w:rPr>
             <w:lang w:val="ar_AE" w:bidi="ar_AE"/>
@@ -361,7 +319,7 @@
         </w:rPr>
         <w:t xml:space="preserve">؛ </w:t>
       </w:r>
-      <w:hyperlink r:id="rId16">
+      <w:hyperlink r:id="rId14">
         <w:r>
           <w:rPr>
             <w:lang w:val="ar_AE" w:bidi="ar_AE"/>
@@ -379,7 +337,7 @@
         </w:rPr>
         <w:t xml:space="preserve">؛ </w:t>
       </w:r>
-      <w:hyperlink r:id="rId17">
+      <w:hyperlink r:id="rId15">
         <w:r>
           <w:rPr>
             <w:lang w:val="ar_AE" w:bidi="ar_AE"/>
@@ -793,7 +751,7 @@
         </w:rPr>
         <w:t xml:space="preserve"> 114.7). ولقد أصبح ابنها، أرتحشستا الأول، ملكًا على فارس (465–424 قبل الميلاد) بعد موت أحشويروش (انظر </w:t>
       </w:r>
-      <w:hyperlink r:id="rId18">
+      <w:hyperlink r:id="rId16">
         <w:r>
           <w:rPr>
             <w:lang w:val="ar_AE" w:bidi="ar_AE"/>
@@ -811,7 +769,7 @@
         </w:rPr>
         <w:t xml:space="preserve">؛ </w:t>
       </w:r>
-      <w:hyperlink r:id="rId19">
+      <w:hyperlink r:id="rId17">
         <w:r>
           <w:rPr>
             <w:lang w:val="ar_AE" w:bidi="ar_AE"/>
@@ -829,7 +787,7 @@
         </w:rPr>
         <w:t xml:space="preserve">؛ </w:t>
       </w:r>
-      <w:hyperlink r:id="rId20">
+      <w:hyperlink r:id="rId18">
         <w:r>
           <w:rPr>
             <w:lang w:val="ar_AE" w:bidi="ar_AE"/>
@@ -847,7 +805,7 @@
         </w:rPr>
         <w:t xml:space="preserve">، </w:t>
       </w:r>
-      <w:hyperlink r:id="rId21">
+      <w:hyperlink r:id="rId19">
         <w:r>
           <w:rPr>
             <w:lang w:val="ar_AE" w:bidi="ar_AE"/>
@@ -865,7 +823,7 @@
         </w:rPr>
         <w:t xml:space="preserve">، </w:t>
       </w:r>
-      <w:hyperlink r:id="rId22">
+      <w:hyperlink r:id="rId20">
         <w:r>
           <w:rPr>
             <w:lang w:val="ar_AE" w:bidi="ar_AE"/>
@@ -883,7 +841,7 @@
         </w:rPr>
         <w:t xml:space="preserve">؛ </w:t>
       </w:r>
-      <w:hyperlink r:id="rId23">
+      <w:hyperlink r:id="rId21">
         <w:r>
           <w:rPr>
             <w:lang w:val="ar_AE" w:bidi="ar_AE"/>
@@ -901,7 +859,7 @@
         </w:rPr>
         <w:t xml:space="preserve">؛ </w:t>
       </w:r>
-      <w:hyperlink r:id="rId24">
+      <w:hyperlink r:id="rId22">
         <w:r>
           <w:rPr>
             <w:lang w:val="ar_AE" w:bidi="ar_AE"/>
@@ -919,7 +877,7 @@
         </w:rPr>
         <w:t xml:space="preserve">؛ </w:t>
       </w:r>
-      <w:hyperlink r:id="rId25">
+      <w:hyperlink r:id="rId23">
         <w:r>
           <w:rPr>
             <w:lang w:val="ar_AE" w:bidi="ar_AE"/>
@@ -937,7 +895,7 @@
         </w:rPr>
         <w:t xml:space="preserve">؛ </w:t>
       </w:r>
-      <w:hyperlink r:id="rId26">
+      <w:hyperlink r:id="rId24">
         <w:r>
           <w:rPr>
             <w:lang w:val="ar_AE" w:bidi="ar_AE"/>
@@ -955,7 +913,7 @@
         </w:rPr>
         <w:t xml:space="preserve">؛ </w:t>
       </w:r>
-      <w:hyperlink r:id="rId27">
+      <w:hyperlink r:id="rId25">
         <w:r>
           <w:rPr>
             <w:lang w:val="ar_AE" w:bidi="ar_AE"/>
@@ -1185,7 +1143,7 @@
         </w:rPr>
         <w:t>لم يقم الملك بالرد على الفور، بل تشاور مع مستشاريه الحكماء، وفقًا لعادته في مراجعة المستشارين القانونيين الفُرس لمعرفة ما يمكن فعله بشأن زوجته العاصية (</w:t>
       </w:r>
-      <w:hyperlink r:id="rId28">
+      <w:hyperlink r:id="rId26">
         <w:r>
           <w:rPr>
             <w:lang w:val="ar_AE" w:bidi="ar_AE"/>
@@ -1415,7 +1373,7 @@
         </w:rPr>
         <w:t>وَلْيُكْتَبْ فِي سُنَنِ … فَلاَ يَتَغَيَّرَ: سيصبح المرسوم المكتوب قانونًا غير قابل للتغيير (</w:t>
       </w:r>
-      <w:hyperlink r:id="rId29">
+      <w:hyperlink r:id="rId27">
         <w:r>
           <w:rPr>
             <w:lang w:val="ar_AE" w:bidi="ar_AE"/>
@@ -1433,7 +1391,7 @@
         </w:rPr>
         <w:t xml:space="preserve">؛ </w:t>
       </w:r>
-      <w:hyperlink r:id="rId30">
+      <w:hyperlink r:id="rId28">
         <w:r>
           <w:rPr>
             <w:lang w:val="ar_AE" w:bidi="ar_AE"/>
@@ -1451,7 +1409,7 @@
         </w:rPr>
         <w:t xml:space="preserve">، </w:t>
       </w:r>
-      <w:hyperlink r:id="rId31">
+      <w:hyperlink r:id="rId29">
         <w:r>
           <w:rPr>
             <w:lang w:val="ar_AE" w:bidi="ar_AE"/>
@@ -1588,7 +1546,7 @@
         </w:rPr>
         <w:t>): بما أن الملك يهوياكين تم سبيه في عام 597 قبل الميلاد (</w:t>
       </w:r>
-      <w:hyperlink r:id="rId32">
+      <w:hyperlink r:id="rId30">
         <w:r>
           <w:rPr>
             <w:lang w:val="ar_AE" w:bidi="ar_AE"/>
@@ -2083,7 +2041,7 @@
         </w:rPr>
         <w:t xml:space="preserve">وَعَمِلَ الْمَلِكُ وَلِيمَةً عَظِيمَةً … وَلِيمَةَ أَسْتِيرَ: والآن أكرم الملك زوجته بدلًا من أن يَعرضها (قارن </w:t>
       </w:r>
-      <w:hyperlink r:id="rId33">
+      <w:hyperlink r:id="rId31">
         <w:r>
           <w:rPr>
             <w:lang w:val="ar_AE" w:bidi="ar_AE"/>
@@ -2101,7 +2059,7 @@
         </w:rPr>
         <w:t xml:space="preserve">). • وَعَمِلَ رَاحَةً لِلْبِلاَدِ (أعلن عطلة عامة): الكلمة العبرية المترجمة "عطلة عامة" (حناخاه) ترتبط بالفعل الذي يعني "راحة" (نوخ). ويصف السفر ككل كيف حصل الشعب اليهودي على الراحة من تهديدات أعدائهم (انظر </w:t>
       </w:r>
-      <w:hyperlink r:id="rId34">
+      <w:hyperlink r:id="rId32">
         <w:r>
           <w:rPr>
             <w:lang w:val="ar_AE" w:bidi="ar_AE"/>
@@ -2205,7 +2163,7 @@
         </w:rPr>
         <w:t>)، حيث كانت القضايا القضائية تُحسم والكثير من الأعمال الرسمية تُجرى عند الباب. وهناك كان مردخاي قادرًا على سماع المؤامرة ضد الملك (</w:t>
       </w:r>
-      <w:hyperlink r:id="rId35">
+      <w:hyperlink r:id="rId33">
         <w:r>
           <w:rPr>
             <w:lang w:val="ar_AE" w:bidi="ar_AE"/>
@@ -2276,7 +2234,7 @@
         </w:rPr>
         <w:t xml:space="preserve">وَلَمْ تَكُنْ أَسْتِيرُ أَخْبَرَتْ عَنْ جِنْسِهَا وَشَعْبِهَا: يشير ذِكْر هذا مرتين (انظر أيضًا </w:t>
       </w:r>
-      <w:hyperlink r:id="rId36">
+      <w:hyperlink r:id="rId34">
         <w:r>
           <w:rPr>
             <w:lang w:val="ar_AE" w:bidi="ar_AE"/>
@@ -2347,7 +2305,7 @@
         </w:rPr>
         <w:t xml:space="preserve">قد يكون بغثان هو بغثا في </w:t>
       </w:r>
-      <w:hyperlink r:id="rId37">
+      <w:hyperlink r:id="rId35">
         <w:r>
           <w:rPr>
             <w:lang w:val="ar_AE" w:bidi="ar_AE"/>
@@ -2418,7 +2376,7 @@
         </w:rPr>
         <w:t>فَأَخْبَرَ أَسْتِيرَ الْمَلِكَةَ: الطريقة الأسرع والأكثر أمانًا لوصول المعلومات إلى الملك كانت عبر الملكة. • بالرغم من أنه كان بإمكان أستير أن تروج لنفسها من خلال الحصول على الفضل في هذه المعلومات، إلا أنها منحت مردخاي الفضل في التقرير، وهي نقطة مهمة لاحقًا في القصة (</w:t>
       </w:r>
-      <w:hyperlink r:id="rId38">
+      <w:hyperlink r:id="rId36">
         <w:r>
           <w:rPr>
             <w:lang w:val="ar_AE" w:bidi="ar_AE"/>
@@ -2528,7 +2486,7 @@
         </w:rPr>
         <w:t xml:space="preserve"> ولكن النقوش من فارس القديمة تظهر أن الخازوق كان شكلًا شائعًا من أشكال الإعدام. وقد ادّعى والد أحشويروش، داريوس الأول، أنه خوزق 3,000 بابلي عندما غزا بابل. وفي بعض الأحيان كان يتم إعدام المجرمين أولًا ثم عرضهم على وتد، كما حدث مع إعدام أبناء هامان (</w:t>
       </w:r>
-      <w:hyperlink r:id="rId39">
+      <w:hyperlink r:id="rId37">
         <w:r>
           <w:rPr>
             <w:lang w:val="ar_AE" w:bidi="ar_AE"/>
@@ -2546,7 +2504,7 @@
         </w:rPr>
         <w:t>). • وَكُتِبَ ذلِكَ فِي سِفْرِ: لم تتم مكافأة مردخاي إلا بعد فترة طويلة (</w:t>
       </w:r>
-      <w:hyperlink r:id="rId40">
+      <w:hyperlink r:id="rId38">
         <w:r>
           <w:rPr>
             <w:lang w:val="ar_AE" w:bidi="ar_AE"/>
@@ -2683,7 +2641,7 @@
         </w:rPr>
         <w:t xml:space="preserve">كان من المعتاد الانحناء أمام شخص أعلى مكانة (مثل </w:t>
       </w:r>
-      <w:hyperlink r:id="rId41">
+      <w:hyperlink r:id="rId39">
         <w:r>
           <w:rPr>
             <w:lang w:val="ar_AE" w:bidi="ar_AE"/>
@@ -2820,7 +2778,7 @@
         </w:rPr>
         <w:t xml:space="preserve"> مشابهًا لإلقاء النرد. استخدم العبرانيون القرعة من حين لآخر لمعرفة إرادة الله (</w:t>
       </w:r>
-      <w:hyperlink r:id="rId42">
+      <w:hyperlink r:id="rId40">
         <w:r>
           <w:rPr>
             <w:lang w:val="ar_AE" w:bidi="ar_AE"/>
@@ -2838,7 +2796,7 @@
         </w:rPr>
         <w:t xml:space="preserve">؛ </w:t>
       </w:r>
-      <w:hyperlink r:id="rId43">
+      <w:hyperlink r:id="rId41">
         <w:r>
           <w:rPr>
             <w:lang w:val="ar_AE" w:bidi="ar_AE"/>
@@ -2922,7 +2880,7 @@
         </w:rPr>
         <w:t>تزاوج اليهود داخل مجتمعات مترابطة ورفضوا الاندماج في الثقافة الأوسع. • وَسُنَنُهُمْ مُغَايِرَةٌ: كان لديهم مجموعة فريدة من القوانين (العادات الغذائية والدينية) وكانوا يسعون ليكونوا منفصلين عن العادات الخاطئة للشعوب المحيطة بهم (</w:t>
       </w:r>
-      <w:hyperlink r:id="rId44">
+      <w:hyperlink r:id="rId42">
         <w:r>
           <w:rPr>
             <w:lang w:val="ar_AE" w:bidi="ar_AE"/>
@@ -2940,7 +2898,7 @@
         </w:rPr>
         <w:t xml:space="preserve"> </w:t>
       </w:r>
-      <w:hyperlink r:id="rId45">
+      <w:hyperlink r:id="rId43">
         <w:r>
           <w:rPr>
             <w:lang w:val="ar_AE" w:bidi="ar_AE"/>
@@ -2958,7 +2916,7 @@
         </w:rPr>
         <w:t xml:space="preserve">؛ </w:t>
       </w:r>
-      <w:hyperlink r:id="rId46">
+      <w:hyperlink r:id="rId44">
         <w:r>
           <w:rPr>
             <w:lang w:val="ar_AE" w:bidi="ar_AE"/>
@@ -2976,7 +2934,7 @@
         </w:rPr>
         <w:t xml:space="preserve">، </w:t>
       </w:r>
-      <w:hyperlink r:id="rId47">
+      <w:hyperlink r:id="rId45">
         <w:r>
           <w:rPr>
             <w:lang w:val="ar_AE" w:bidi="ar_AE"/>
@@ -2994,7 +2952,7 @@
         </w:rPr>
         <w:t xml:space="preserve">). • وَهُمْ لاَ يَعْمَلُونَ سُنَنَ الْمَلِكِ: من المحتمل أن هذا الاتهام، وهو اتهام كاذب عمومًا، يشير إلى رفض مردخاي السجود لهامان. • فَلاَ يَلِيقُ بِالْمَلِكِ تَرْكُهُمْ: استغل هامان مخاوف واهتمامات الملك كما فعل مموكان في </w:t>
       </w:r>
-      <w:hyperlink r:id="rId48">
+      <w:hyperlink r:id="rId46">
         <w:r>
           <w:rPr>
             <w:lang w:val="ar_AE" w:bidi="ar_AE"/>
@@ -3157,7 +3115,7 @@
         </w:rPr>
         <w:t xml:space="preserve"> أشار إلى أن هامان أصبح يمتلك السلطة الكاملة لختم المرسوم. • عدو اليهود: اللقب الجديد الذي أطلقه الكاتب على هامان يشير بشكل مشؤوم إلى قدرته على اضطهاد اليهود (انظر أيضًا </w:t>
       </w:r>
-      <w:hyperlink r:id="rId49">
+      <w:hyperlink r:id="rId47">
         <w:r>
           <w:rPr>
             <w:lang w:val="ar_AE" w:bidi="ar_AE"/>
@@ -3175,7 +3133,7 @@
         </w:rPr>
         <w:t xml:space="preserve">؛ </w:t>
       </w:r>
-      <w:hyperlink r:id="rId50">
+      <w:hyperlink r:id="rId48">
         <w:r>
           <w:rPr>
             <w:lang w:val="ar_AE" w:bidi="ar_AE"/>
@@ -3193,7 +3151,7 @@
         </w:rPr>
         <w:t xml:space="preserve">، </w:t>
       </w:r>
-      <w:hyperlink r:id="rId51">
+      <w:hyperlink r:id="rId49">
         <w:r>
           <w:rPr>
             <w:lang w:val="ar_AE" w:bidi="ar_AE"/>
@@ -3211,7 +3169,7 @@
         </w:rPr>
         <w:t xml:space="preserve">). • الْفِضَّةُ قَدْ أُعْطِيَتْ لَكَ، وَالشَّعْبُ أَيْضًا: قد يبدو أن الملك لم يكن يرغب في الرشوة، لكن </w:t>
       </w:r>
-      <w:hyperlink r:id="rId52">
+      <w:hyperlink r:id="rId50">
         <w:r>
           <w:rPr>
             <w:lang w:val="ar_AE" w:bidi="ar_AE"/>
@@ -3229,7 +3187,7 @@
         </w:rPr>
         <w:t xml:space="preserve"> يشير إلى أن هامان قدَّم المال بالفعل. كان الملك يتبع بروتوكولًا معتادًا لجعل الرشوة وجشعه أقل وضوحًا (قارن </w:t>
       </w:r>
-      <w:hyperlink r:id="rId53">
+      <w:hyperlink r:id="rId51">
         <w:r>
           <w:rPr>
             <w:lang w:val="ar_AE" w:bidi="ar_AE"/>
@@ -3300,7 +3258,7 @@
         </w:rPr>
         <w:t xml:space="preserve">لذلك في 17 أبريل (فِي الشَّهْرِ الأَوَّلِ، فِي الْيَوْمِ الثَّالِثَ عَشَرَ مِنْهُ): ربما كان اختيار هامان لليوم الذي يسبق بدء عيد الفصح اليهودي (انظر </w:t>
       </w:r>
-      <w:hyperlink r:id="rId54">
+      <w:hyperlink r:id="rId52">
         <w:r>
           <w:rPr>
             <w:lang w:val="ar_AE" w:bidi="ar_AE"/>
@@ -3371,7 +3329,7 @@
         </w:rPr>
         <w:t xml:space="preserve">تتكرر عبارة لإِهْلاَكِ وَقَتْلِ وَإِبَادَةِ بتأثير ساخر في </w:t>
       </w:r>
-      <w:hyperlink r:id="rId55">
+      <w:hyperlink r:id="rId53">
         <w:r>
           <w:rPr>
             <w:lang w:val="ar_AE" w:bidi="ar_AE"/>
@@ -3389,7 +3347,7 @@
         </w:rPr>
         <w:t xml:space="preserve"> و</w:t>
       </w:r>
-      <w:hyperlink r:id="rId56">
+      <w:hyperlink r:id="rId54">
         <w:r>
           <w:rPr>
             <w:lang w:val="ar_AE" w:bidi="ar_AE"/>
@@ -3407,7 +3365,7 @@
         </w:rPr>
         <w:t>. • في 7 مارس من العام التالي (فِي الثَّالِثَ عَشَرَ مِنَ الشَّهْرِ الثَّانِي عَشَرَ): "اليوم المحظوظ" لهامان الذي تم اختياره عن طريق إلقاء القرعة (</w:t>
       </w:r>
-      <w:hyperlink r:id="rId57">
+      <w:hyperlink r:id="rId55">
         <w:r>
           <w:rPr>
             <w:lang w:val="ar_AE" w:bidi="ar_AE"/>
@@ -3541,7 +3499,7 @@
         </w:rPr>
         <w:t xml:space="preserve">أظهر رد فعل مردخاي الدرامي حزنًا وحدادًا عميقين (انظر </w:t>
       </w:r>
-      <w:hyperlink r:id="rId58">
+      <w:hyperlink r:id="rId56">
         <w:r>
           <w:rPr>
             <w:lang w:val="ar_AE" w:bidi="ar_AE"/>
@@ -3559,7 +3517,7 @@
         </w:rPr>
         <w:t xml:space="preserve">؛ </w:t>
       </w:r>
-      <w:hyperlink r:id="rId59">
+      <w:hyperlink r:id="rId57">
         <w:r>
           <w:rPr>
             <w:lang w:val="ar_AE" w:bidi="ar_AE"/>
@@ -3577,7 +3535,7 @@
         </w:rPr>
         <w:t xml:space="preserve">؛ </w:t>
       </w:r>
-      <w:hyperlink r:id="rId60">
+      <w:hyperlink r:id="rId58">
         <w:r>
           <w:rPr>
             <w:lang w:val="ar_AE" w:bidi="ar_AE"/>
@@ -3701,7 +3659,7 @@
         </w:rPr>
         <w:t>كَانَتْ مَنَاحَةٌ عَظِيمَةٌ عِنْدَ الْيَهُودِ: في هذه التقارير عن المناحة، لم يُذكر اسم الله، ولكن النحيب والصوم يعنيان الصراخ في الصلاة لكي يتدخل الله ويُخَلِّص شعبه (</w:t>
       </w:r>
-      <w:hyperlink r:id="rId61">
+      <w:hyperlink r:id="rId59">
         <w:r>
           <w:rPr>
             <w:lang w:val="ar_AE" w:bidi="ar_AE"/>
@@ -3719,7 +3677,7 @@
         </w:rPr>
         <w:t xml:space="preserve">؛ </w:t>
       </w:r>
-      <w:hyperlink r:id="rId62">
+      <w:hyperlink r:id="rId60">
         <w:r>
           <w:rPr>
             <w:lang w:val="ar_AE" w:bidi="ar_AE"/>
@@ -3737,7 +3695,7 @@
         </w:rPr>
         <w:t xml:space="preserve">؛ </w:t>
       </w:r>
-      <w:hyperlink r:id="rId63">
+      <w:hyperlink r:id="rId61">
         <w:r>
           <w:rPr>
             <w:lang w:val="ar_AE" w:bidi="ar_AE"/>
@@ -3914,7 +3872,7 @@
         </w:rPr>
         <w:t xml:space="preserve">لا تَفْتَكِرِي … أَنَّكِ تَنْجِينَ: لم يتراجع مردخاي ولم يعذرها بسبب الخطر، وذَكَّرها أن عدم إبلاغ الملك سيكون أكثر خطورة عليها. • يَكُونُ الْفَرَجُ وَالنَّجَاةُ لِلْيَهُودِ مِنْ مَكَانٍ آخَرَ: كان مردخاي على علم بوعود الله وأدرك أن الله لن يسمح بإبادة شعبه المختار (انظر </w:t>
       </w:r>
-      <w:hyperlink r:id="rId64">
+      <w:hyperlink r:id="rId62">
         <w:r>
           <w:rPr>
             <w:lang w:val="ar_AE" w:bidi="ar_AE"/>
@@ -3932,7 +3890,7 @@
         </w:rPr>
         <w:t xml:space="preserve">؛ </w:t>
       </w:r>
-      <w:hyperlink r:id="rId65">
+      <w:hyperlink r:id="rId63">
         <w:r>
           <w:rPr>
             <w:lang w:val="ar_AE" w:bidi="ar_AE"/>
@@ -3950,7 +3908,7 @@
         </w:rPr>
         <w:t xml:space="preserve">؛ </w:t>
       </w:r>
-      <w:hyperlink r:id="rId66">
+      <w:hyperlink r:id="rId64">
         <w:r>
           <w:rPr>
             <w:lang w:val="ar_AE" w:bidi="ar_AE"/>
@@ -3968,7 +3926,7 @@
         </w:rPr>
         <w:t xml:space="preserve">؛ </w:t>
       </w:r>
-      <w:hyperlink r:id="rId67">
+      <w:hyperlink r:id="rId65">
         <w:r>
           <w:rPr>
             <w:lang w:val="ar_AE" w:bidi="ar_AE"/>
@@ -4039,7 +3997,7 @@
         </w:rPr>
         <w:t>صُومُوا مِنْ جِهَتِي: لقد اقتنعت أستير، لكنها أرادت أن يصلي أكبر عدد ممكن من اليهود لكي يتدخل الله لإنقاذ حياتها. • لاَ تَأْكُلُوا وَلاَ تَشْرَبُوا ثَلاَثَةَ أَيَّامٍ لَيْلًا وَنَهَارًا: كان الصوم الكامل بدون أي طعام أو ماء يستمر عادةً يومًا واحدًا فقط (</w:t>
       </w:r>
-      <w:hyperlink r:id="rId68">
+      <w:hyperlink r:id="rId66">
         <w:r>
           <w:rPr>
             <w:lang w:val="ar_AE" w:bidi="ar_AE"/>
@@ -4057,7 +4015,7 @@
         </w:rPr>
         <w:t xml:space="preserve">؛ </w:t>
       </w:r>
-      <w:hyperlink r:id="rId69">
+      <w:hyperlink r:id="rId67">
         <w:r>
           <w:rPr>
             <w:lang w:val="ar_AE" w:bidi="ar_AE"/>
@@ -4128,7 +4086,7 @@
         </w:rPr>
         <w:t>استقبلها ورحب بها، وقدم لها الصولجان الذهبي (نَالَتْ نِعْمَةً فِي عَيْنَيْهِ، فَمَدَّ الْمَلِكُ لأَسْتِيرَ قَضِيبَ الذَّهَبِ الَّذِي بِيَدِهِ): لم تُقتل لدخولها إلى حضرة الملك دون دعوة (</w:t>
       </w:r>
-      <w:hyperlink r:id="rId70">
+      <w:hyperlink r:id="rId68">
         <w:r>
           <w:rPr>
             <w:lang w:val="ar_AE" w:bidi="ar_AE"/>
@@ -4146,7 +4104,7 @@
         </w:rPr>
         <w:t xml:space="preserve">، </w:t>
       </w:r>
-      <w:hyperlink r:id="rId71">
+      <w:hyperlink r:id="rId69">
         <w:r>
           <w:rPr>
             <w:lang w:val="ar_AE" w:bidi="ar_AE"/>
@@ -4270,7 +4228,7 @@
         </w:rPr>
         <w:t xml:space="preserve">إِنْ حَسُنَ عِنْدَ الْمَلِكِ: أظهرت أستير الاحترام اللائق (قارن </w:t>
       </w:r>
-      <w:hyperlink r:id="rId72">
+      <w:hyperlink r:id="rId70">
         <w:r>
           <w:rPr>
             <w:lang w:val="ar_AE" w:bidi="ar_AE"/>
@@ -4354,7 +4312,7 @@
         </w:rPr>
         <w:t xml:space="preserve">كان من المعتاد عدم إظهار القلق عند طلب معروف أو التفاوض على اتفاق. وقد أتاح التأخير الفرصة للملك أحشويروش لاكتشاف عمل الولاء الذي قام به مردخاي، مما أدى إلى إحباط مخطط هامان (انظر </w:t>
       </w:r>
-      <w:hyperlink r:id="rId40">
+      <w:hyperlink r:id="rId38">
         <w:r>
           <w:rPr>
             <w:lang w:val="ar_AE" w:bidi="ar_AE"/>
@@ -4425,7 +4383,7 @@
         </w:rPr>
         <w:t xml:space="preserve">انتهى صوم مردخاي وعاد إلى الباب ليؤدي مهامه الرسمية. كان عدم الوقوف أو الارتجاف رفضًا أشد لإكرام لهامان (قارن </w:t>
       </w:r>
-      <w:hyperlink r:id="rId73">
+      <w:hyperlink r:id="rId71">
         <w:r>
           <w:rPr>
             <w:lang w:val="ar_AE" w:bidi="ar_AE"/>
@@ -4559,7 +4517,7 @@
         </w:rPr>
         <w:t xml:space="preserve">كانت الخشبة (العمود المسنون) أداة شائعة للإعدام (انظر أيضًا </w:t>
       </w:r>
-      <w:hyperlink r:id="rId74">
+      <w:hyperlink r:id="rId72">
         <w:r>
           <w:rPr>
             <w:lang w:val="ar_AE" w:bidi="ar_AE"/>
@@ -4577,7 +4535,7 @@
         </w:rPr>
         <w:t xml:space="preserve">؛ </w:t>
       </w:r>
-      <w:hyperlink r:id="rId75">
+      <w:hyperlink r:id="rId73">
         <w:r>
           <w:rPr>
             <w:lang w:val="ar_AE" w:bidi="ar_AE"/>
@@ -4595,7 +4553,7 @@
         </w:rPr>
         <w:t xml:space="preserve">، </w:t>
       </w:r>
-      <w:hyperlink r:id="rId76">
+      <w:hyperlink r:id="rId74">
         <w:r>
           <w:rPr>
             <w:lang w:val="ar_AE" w:bidi="ar_AE"/>
@@ -4613,7 +4571,7 @@
         </w:rPr>
         <w:t xml:space="preserve">؛ </w:t>
       </w:r>
-      <w:hyperlink r:id="rId77">
+      <w:hyperlink r:id="rId75">
         <w:r>
           <w:rPr>
             <w:lang w:val="ar_AE" w:bidi="ar_AE"/>
@@ -4750,7 +4708,7 @@
         </w:rPr>
         <w:t>بتدبير إلهي، حدث أن فتح خادم الملك السجلات الملكية على الصفحة التي تروي كيف كشف مردخاي المؤامرة (</w:t>
       </w:r>
-      <w:hyperlink r:id="rId35">
+      <w:hyperlink r:id="rId33">
         <w:r>
           <w:rPr>
             <w:lang w:val="ar_AE" w:bidi="ar_AE"/>
@@ -4927,7 +4885,7 @@
         </w:rPr>
         <w:t>كان هامان يستمتع بالثناء والتقدير العام. وقد أراد أن يتم تكريمه كملك، وأن يرتدي ثياب ملكية، وأن يركب حصان الملك؛ بمعنى آخر، أراد أن يكون ملكًا ليوم واحد. • اعتقد هامان أن أحد المسؤولين النبلاء الآخرين للملك سيُكرِّمه في شوارع المدينة. لكن بدلًا من ذلك، كان هامان نفسه هو من سيقوم بهذا الدور لمردخاي (</w:t>
       </w:r>
-      <w:hyperlink r:id="rId78">
+      <w:hyperlink r:id="rId76">
         <w:r>
           <w:rPr>
             <w:lang w:val="ar_AE" w:bidi="ar_AE"/>
@@ -5104,7 +5062,7 @@
         </w:rPr>
         <w:t>نَفْسِي … وَشَعْبِي: لا بد أن التصريح بأن شخصًا ما يريد قتل الملكة وعائلتها قد فاجأ الملك وصدمه. • أَنَّنَا قَدْ بِعْنَا أَنَا وَشَعْبِي: أشارت أستير بعناية إلى الثمن الباهظ الذي دفعه هامان للملك للموافقة على المرسوم (</w:t>
       </w:r>
-      <w:hyperlink r:id="rId79">
+      <w:hyperlink r:id="rId77">
         <w:r>
           <w:rPr>
             <w:lang w:val="ar_AE" w:bidi="ar_AE"/>
@@ -5122,7 +5080,7 @@
         </w:rPr>
         <w:t xml:space="preserve">). كما استخدمت نفس مصطلحات مرسوم هامان عندما قالت إن الغرض منه هو الهلاك والقتل والإبادة (قارن </w:t>
       </w:r>
-      <w:hyperlink r:id="rId80">
+      <w:hyperlink r:id="rId78">
         <w:r>
           <w:rPr>
             <w:lang w:val="ar_AE" w:bidi="ar_AE"/>
@@ -5193,7 +5151,7 @@
         </w:rPr>
         <w:t xml:space="preserve">مَنْ هُوَ؟ وَأَيْنَ هُوَ هذَا الَّذِي يَتَجَاسَرُ بِقَلْبِهِ عَلَى أَنْ يَعْمَلَ هكَذَا؟ بالكاد استطاع الملك أن يصدق ما كان يسمعه ولم يستطع تخيل أن يحاول أحدهم القيام بهذا العمل الفظيع. لم يطلب أي تفاصيل عن اتهامات أستير، مفترضًا أنها جميعها صحيحة (قارن </w:t>
       </w:r>
-      <w:hyperlink r:id="rId81">
+      <w:hyperlink r:id="rId79">
         <w:r>
           <w:rPr>
             <w:lang w:val="ar_AE" w:bidi="ar_AE"/>
@@ -5380,7 +5338,7 @@
         </w:rPr>
         <w:t>هُوَذَا الْخَشَبَةُ أَيْضًا الَّتِي عَمِلَهَا هَامَانُ لِمُرْدَخَايَ: حَربونا، أحد الخصيان السبعة للملك (</w:t>
       </w:r>
-      <w:hyperlink r:id="rId37">
+      <w:hyperlink r:id="rId35">
         <w:r>
           <w:rPr>
             <w:lang w:val="ar_AE" w:bidi="ar_AE"/>
@@ -5463,7 +5421,7 @@
         </w:rPr>
         <w:t>تمامًا كما وعد هامان بثروة اليهود لأولئك الذين سيقتلونهم (</w:t>
       </w:r>
-      <w:hyperlink r:id="rId80">
+      <w:hyperlink r:id="rId78">
         <w:r>
           <w:rPr>
             <w:lang w:val="ar_AE" w:bidi="ar_AE"/>
@@ -5534,7 +5492,7 @@
         </w:rPr>
         <w:t>الخاتم الذي استخدمه هامان لختم المرسوم لهلاك الشعب اليهودي (</w:t>
       </w:r>
-      <w:hyperlink r:id="rId81">
+      <w:hyperlink r:id="rId79">
         <w:r>
           <w:rPr>
             <w:lang w:val="ar_AE" w:bidi="ar_AE"/>
@@ -5711,7 +5669,7 @@
         </w:rPr>
         <w:t xml:space="preserve">وفقًا للقانون الفارسي، ما تم كتابته بالفعل لا يمكن أبدًا إلغاؤه (الْكِتَابَة الَّتِي تُكْتَبُ بِاسْمِ الْمَلِكِ … لاَ تُرَدُّ) (انظر </w:t>
       </w:r>
-      <w:hyperlink r:id="rId82">
+      <w:hyperlink r:id="rId80">
         <w:r>
           <w:rPr>
             <w:lang w:val="ar_AE" w:bidi="ar_AE"/>
@@ -5729,7 +5687,7 @@
         </w:rPr>
         <w:t xml:space="preserve">؛ </w:t>
       </w:r>
-      <w:hyperlink r:id="rId30">
+      <w:hyperlink r:id="rId28">
         <w:r>
           <w:rPr>
             <w:lang w:val="ar_AE" w:bidi="ar_AE"/>
@@ -5747,7 +5705,7 @@
         </w:rPr>
         <w:t xml:space="preserve">، </w:t>
       </w:r>
-      <w:hyperlink r:id="rId31">
+      <w:hyperlink r:id="rId29">
         <w:r>
           <w:rPr>
             <w:lang w:val="ar_AE" w:bidi="ar_AE"/>
@@ -5765,7 +5723,7 @@
         </w:rPr>
         <w:t xml:space="preserve">؛ قارن </w:t>
       </w:r>
-      <w:hyperlink r:id="rId83">
+      <w:hyperlink r:id="rId81">
         <w:r>
           <w:rPr>
             <w:lang w:val="ar_AE" w:bidi="ar_AE"/>
@@ -5836,7 +5794,7 @@
         </w:rPr>
         <w:t xml:space="preserve">في 25 يونيو (فِي الشَّهْرِ الثَّالِثِ، أَيْ شَهْرِ سِيوَانَ، فِي الثَّالِثِ وَالْعِشْرِينَ مِنْهُ): تتوافق تفاصيل كتابة وإرسال المرسوم الجديد عن قصد مع تفاصيل إرسال المرسوم الأصلي في </w:t>
       </w:r>
-      <w:hyperlink r:id="rId84">
+      <w:hyperlink r:id="rId82">
         <w:r>
           <w:rPr>
             <w:lang w:val="ar_AE" w:bidi="ar_AE"/>
@@ -5907,7 +5865,7 @@
         </w:rPr>
         <w:t xml:space="preserve">لم يسمح مرسوم الملك للشعب اليهودي ببدء حرب بل بالدفاع عن أنفسهم ونهب ممتلكات الذين هاجموهم (على عكس المرسوم في </w:t>
       </w:r>
-      <w:hyperlink r:id="rId80">
+      <w:hyperlink r:id="rId78">
         <w:r>
           <w:rPr>
             <w:lang w:val="ar_AE" w:bidi="ar_AE"/>
@@ -5925,7 +5883,7 @@
         </w:rPr>
         <w:t>). • تُعدّ عبارة وَيُهْلِكُوا وَيَقْتُلُوا وَيُبِيدُوا تكرارًا ساخرًا لكلمات مرسوم هامان الأصلي (</w:t>
       </w:r>
-      <w:hyperlink r:id="rId80">
+      <w:hyperlink r:id="rId78">
         <w:r>
           <w:rPr>
             <w:lang w:val="ar_AE" w:bidi="ar_AE"/>
@@ -5943,7 +5901,7 @@
         </w:rPr>
         <w:t xml:space="preserve">؛ انظر أيضًا </w:t>
       </w:r>
-      <w:hyperlink r:id="rId56">
+      <w:hyperlink r:id="rId54">
         <w:r>
           <w:rPr>
             <w:lang w:val="ar_AE" w:bidi="ar_AE"/>
@@ -6014,7 +5972,7 @@
         </w:rPr>
         <w:t>7 مارس من العام المقبل (فِي الثَّالِثَ عَشَرَ مِنَ الشَّهْرِ الثَّانِي عَشَرَ، أَيْ شَهْرِ أَذَارَ): كان هذا التاريخ بعد ما يقرب من عام من إصدار مرسوم هامان الأصلي (</w:t>
       </w:r>
-      <w:hyperlink r:id="rId84">
+      <w:hyperlink r:id="rId82">
         <w:r>
           <w:rPr>
             <w:lang w:val="ar_AE" w:bidi="ar_AE"/>
@@ -6161,7 +6119,7 @@
         </w:rPr>
         <w:t>وكما كانت مدينة شوشن في حالة من الارتباك الشديد بعد مرسوم هامان الأصلي (</w:t>
       </w:r>
-      <w:hyperlink r:id="rId85">
+      <w:hyperlink r:id="rId83">
         <w:r>
           <w:rPr>
             <w:lang w:val="ar_AE" w:bidi="ar_AE"/>
@@ -6391,7 +6349,7 @@
         </w:rPr>
         <w:t>فَضَرَبَ الْيَهُودُ جَمِيعَ أَعْدَائِهِمْ ضَرْبَةَ سَيْفٍ وَقَتْل وَهَلاَكٍ: لم يكن هذا هجومًا على أشخاص عُزل أو موجة قتل وحشية لا يمكن السيطرة عليها، بل كان دفاعًا عن النفس ناجحًا ضد مهاجميهم. العبارة المستخدمة هنا تكرر المصطلحات الواردة في مرسوم هامان الأصلي (</w:t>
       </w:r>
-      <w:hyperlink r:id="rId84">
+      <w:hyperlink r:id="rId82">
         <w:r>
           <w:rPr>
             <w:lang w:val="ar_AE" w:bidi="ar_AE"/>
@@ -6515,7 +6473,7 @@
         </w:rPr>
         <w:t>عَشَرَةَ، بَنِي هَامَانَ … قَتَلُوهُمْ: والآن ذهب كل ما كان هامان يفتخر به (</w:t>
       </w:r>
-      <w:hyperlink r:id="rId86">
+      <w:hyperlink r:id="rId84">
         <w:r>
           <w:rPr>
             <w:lang w:val="ar_AE" w:bidi="ar_AE"/>
@@ -6586,7 +6544,7 @@
         </w:rPr>
         <w:t>وَلكِنَّهُمْ لَمْ يَمُدُّوا أَيْدِيَهُمْ إِلَى النَّهْبِ: بالرغم من أن سلب الغنائم من المهاجمين كان مسموحًا (</w:t>
       </w:r>
-      <w:hyperlink r:id="rId55">
+      <w:hyperlink r:id="rId53">
         <w:r>
           <w:rPr>
             <w:lang w:val="ar_AE" w:bidi="ar_AE"/>
@@ -6604,7 +6562,7 @@
         </w:rPr>
         <w:t>)، إلا أن اليهود لم يرغبوا في أي شيء يتعلق بثروة أبناء هامان النجسة. وقبل سنوات عديدة، رفض أبرام أخذ نصيبه من الغنيمة من ملك سدوم (</w:t>
       </w:r>
-      <w:hyperlink r:id="rId87">
+      <w:hyperlink r:id="rId85">
         <w:r>
           <w:rPr>
             <w:lang w:val="ar_AE" w:bidi="ar_AE"/>
@@ -6675,7 +6633,7 @@
         </w:rPr>
         <w:t>لو كان الملك قد انزعج من الأعداد الكبيرة، لما كان سمح بيوم آخر من القتال (</w:t>
       </w:r>
-      <w:hyperlink r:id="rId88">
+      <w:hyperlink r:id="rId86">
         <w:r>
           <w:rPr>
             <w:lang w:val="ar_AE" w:bidi="ar_AE"/>
@@ -6852,7 +6810,7 @@
         </w:rPr>
         <w:t>ومرة أخرى، اتخذ اليهود موقفًا أخلاقيًا رفيعًا ولم يأخذوا أي غنائم من أعدائهم، بالرغم من أن ذلك كان مسموحًا به قانونيًا (</w:t>
       </w:r>
-      <w:hyperlink r:id="rId55">
+      <w:hyperlink r:id="rId53">
         <w:r>
           <w:rPr>
             <w:lang w:val="ar_AE" w:bidi="ar_AE"/>
@@ -6870,7 +6828,7 @@
         </w:rPr>
         <w:t xml:space="preserve">؛ </w:t>
       </w:r>
-      <w:hyperlink r:id="rId50">
+      <w:hyperlink r:id="rId48">
         <w:r>
           <w:rPr>
             <w:lang w:val="ar_AE" w:bidi="ar_AE"/>
@@ -7020,7 +6978,7 @@
         </w:rPr>
         <w:t>استراحوا واحتفلوا بانتصارهم وَجَعَلُوهُ يَوْمَ شُرْبٍ وَفَرَحٍ: لم يتم ذِكر الله، لكن من المؤكد أنهم شكروا الله في هذا اليوم على إنقاذهم. كانت هذه بداية عيد جديد، سُمّي لاحقًا الفوريم (</w:t>
       </w:r>
-      <w:hyperlink r:id="rId89">
+      <w:hyperlink r:id="rId87">
         <w:r>
           <w:rPr>
             <w:lang w:val="ar_AE" w:bidi="ar_AE"/>
@@ -7091,7 +7049,7 @@
         </w:rPr>
         <w:t xml:space="preserve">يحتفل عيد الفوريم السنوي ببركة الله الذي منحهم سلامًا تجاه أعدائهم (انظر </w:t>
       </w:r>
-      <w:hyperlink r:id="rId90">
+      <w:hyperlink r:id="rId88">
         <w:r>
           <w:rPr>
             <w:lang w:val="ar_AE" w:bidi="ar_AE"/>
@@ -7109,7 +7067,7 @@
         </w:rPr>
         <w:t xml:space="preserve">؛ </w:t>
       </w:r>
-      <w:hyperlink r:id="rId91">
+      <w:hyperlink r:id="rId89">
         <w:r>
           <w:rPr>
             <w:lang w:val="ar_AE" w:bidi="ar_AE"/>
@@ -7127,7 +7085,7 @@
         </w:rPr>
         <w:t xml:space="preserve">؛ </w:t>
       </w:r>
-      <w:hyperlink r:id="rId92">
+      <w:hyperlink r:id="rId90">
         <w:r>
           <w:rPr>
             <w:lang w:val="ar_AE" w:bidi="ar_AE"/>
@@ -7304,7 +7262,7 @@
         </w:rPr>
         <w:t>الرسالة التي كتبتها الملكة أستير … قدمت تأييدًا رسميًا إضافيًا لاقتراح مردخاي (</w:t>
       </w:r>
-      <w:hyperlink r:id="rId93">
+      <w:hyperlink r:id="rId91">
         <w:r>
           <w:rPr>
             <w:lang w:val="ar_AE" w:bidi="ar_AE"/>
@@ -7481,7 +7439,7 @@
         </w:rPr>
         <w:t>لم يكن مردخاي اليهودي يتباهى بنفسه كما فعل هامان (</w:t>
       </w:r>
-      <w:hyperlink r:id="rId94">
+      <w:hyperlink r:id="rId92">
         <w:r>
           <w:rPr>
             <w:lang w:val="ar_AE" w:bidi="ar_AE"/>

--- a/arb/docx/17.content.docx
+++ b/arb/docx/17.content.docx
@@ -178,13 +178,6 @@
         <w:rPr>
           <w:lang w:val="ar_AE" w:bidi="ar_AE"/>
         </w:rPr>
-      </w:r>
-      <w:r>
-        <w:rPr>
-          <w:i/>
-          <w:lang w:val="ar_AE" w:bidi="ar_AE"/>
-        </w:rPr>
-        <w:t>أستير 1: 1, أستير 1: 2, أستير 1: 4, أستير 1: 5, أستير 1: 6, أستير 1: 8, أستير 1: 9, أستير 1: 10, أستير 1: 11, أستير 1: 12, أستير 1: 13, أستير 1: 15, أستير 1: 16–18, أستير 1: 17, أستير 1: 19, أستير 1: 22, أستير 2: 6, أستير 2: 7, أستير 2: 9, أستير 2: 10, أستير 2: 12, أستير 2: 14, إستير 2: 15, أستير 2: 17, أستير 2: 18, أستير 2: 19, أستير 2: 20, أستير 2: 21, أستير 2: 22, أستير 2: 23, أستير 3: 1–15, أستير 3: 2, أستير 3: 6, أستير 3: 7, أستير 3: 8, أستير 3: 9, أستير 3: 10–11, أستير 3: 12, أستير 3: 13, أستير 3: 14–15, أستير 4: 1, أستير 4: 2, أستير 4: 3, أستير 4: 8, أستير 4: 11, أستير 4: 13–14, أستير 4: 16, أستير 5: 2, أستير 5: 3, أستير 5: 4, أستير 5: 8, أستير 5: 9, أستير 5: 9–14, أستير 5: 14, أستير 6: 1, أستير 6: 2, أستير 6: 3, أستير 6: 4–6, أستير 6: 7–9, أستير 6: 10–12, أستير 6: 13, أستير 7: 3–4, أستير 7: 5, أستير 7: 6–7, أستير 7: 8, أستير 7: 9, أستير 8: 1, أستير 8: 2, أستير 8: 3, أستير 8: 5, أستير 8: 8, أستير 8: 9, أستير 8: 11, أستير 8: 12, أستير 8: 13, أستير 8: 15, أستير 8: 17, أستير 9: 1, أستير 9: 3–4, أستير 9: 5, أستير 9: 6, أستير 9: 7–10, أستير 9: 10, أستير 9: 12, أستير 9: 13, أستير 9: 14, أستير 9: 15, أستير 9: 16, أستير 9: 17, أستير 9: 19, أستير 9: 23–26, أستير 9: 26–28, أستير 9: 29–32, أستير 10: 1, أستير 10: 2, أستير 10: 3</w:t>
       </w:r>
       <w:r>
         <w:rPr>

--- a/arb/docx/17.content.docx
+++ b/arb/docx/17.content.docx
@@ -163,21 +163,6 @@
           <w:lang w:val="ar_AE" w:bidi="ar_AE"/>
         </w:rPr>
         <w:t>EST</w:t>
-      </w:r>
-      <w:r>
-        <w:rPr>
-          <w:lang w:val="ar_AE" w:bidi="ar_AE"/>
-        </w:rPr>
-      </w:r>
-    </w:p>
-    <w:p>
-      <w:pPr>
-        <w:bidi/>
-      </w:pPr>
-      <w:r>
-        <w:rPr>
-          <w:lang w:val="ar_AE" w:bidi="ar_AE"/>
-        </w:rPr>
       </w:r>
       <w:r>
         <w:rPr>

--- a/arb/docx/17.content.docx
+++ b/arb/docx/17.content.docx
@@ -22,7 +22,7 @@
         <w:rPr>
           <w:lang w:val="ar_AE" w:bidi="ar_AE"/>
         </w:rPr>
-        <w:t>Resource: ملاحظات الدراسة (تينديل)</w:t>
+        <w:t>Resource: Tyndale Open Study Notes</w:t>
       </w:r>
       <w:r>
         <w:rPr>
@@ -122,7 +122,7 @@
         <w:rPr>
           <w:lang w:val="ar_AE" w:bidi="ar_AE"/>
         </w:rPr>
-        <w:t>ملاحظات الدراسة (تينديل)</w:t>
+        <w:t>Tyndale Open Study Notes</w:t>
       </w:r>
     </w:p>
     <w:p>

--- a/arb/docx/17.content.docx
+++ b/arb/docx/17.content.docx
@@ -22,7 +22,7 @@
         <w:rPr>
           <w:lang w:val="ar_AE" w:bidi="ar_AE"/>
         </w:rPr>
-        <w:t>Resource: Tyndale Open Study Notes</w:t>
+        <w:t>Resource: Aquifer Open Study Notes</w:t>
       </w:r>
       <w:r>
         <w:rPr>
@@ -122,7 +122,7 @@
         <w:rPr>
           <w:lang w:val="ar_AE" w:bidi="ar_AE"/>
         </w:rPr>
-        <w:t>Tyndale Open Study Notes</w:t>
+        <w:t>Aquifer Open Study Notes</w:t>
       </w:r>
     </w:p>
     <w:p>

--- a/arb/docx/17.content.docx
+++ b/arb/docx/17.content.docx
@@ -343,20 +343,14 @@
         </w:rPr>
         <w:t xml:space="preserve">). كان أبوه، داريوس الأول (521–486 قبل الميلاد)، ملكًا عندما شجع حجّي وزكريّا شعب يهوذا على إكمال بناء الهيكل في أورشليم (انظر </w:t>
       </w:r>
-      <w:hyperlink r:id="rId13">
-        <w:r>
-          <w:rPr>
-            <w:rtl/>
-            <w:cs/>
-            <w:lang w:val="ar_AE" w:bidi="ar_AE"/>
-          </w:rPr>
-          <w:rPr>
-            <w:color w:val="0000EE"/>
-            <w:u w:val="single"/>
-          </w:rPr>
-          <w:t>عزرا 4:24–6:22</w:t>
-        </w:r>
-      </w:hyperlink>
+      <w:r>
+        <w:rPr>
+          <w:rtl/>
+          <w:cs/>
+          <w:lang w:val="ar_AE" w:bidi="ar_AE"/>
+        </w:rPr>
+        <w:t>عزرا 4:24–6:22</w:t>
+      </w:r>
       <w:r>
         <w:rPr>
           <w:rtl/>
@@ -365,20 +359,14 @@
         </w:rPr>
         <w:t xml:space="preserve">؛ </w:t>
       </w:r>
-      <w:hyperlink r:id="rId14">
-        <w:r>
-          <w:rPr>
-            <w:rtl/>
-            <w:cs/>
-            <w:lang w:val="ar_AE" w:bidi="ar_AE"/>
-          </w:rPr>
-          <w:rPr>
-            <w:color w:val="0000EE"/>
-            <w:u w:val="single"/>
-          </w:rPr>
-          <w:t>حجي 1:1</w:t>
-        </w:r>
-      </w:hyperlink>
+      <w:r>
+        <w:rPr>
+          <w:rtl/>
+          <w:cs/>
+          <w:lang w:val="ar_AE" w:bidi="ar_AE"/>
+        </w:rPr>
+        <w:t>حجي 1:1</w:t>
+      </w:r>
       <w:r>
         <w:rPr>
           <w:rtl/>
@@ -387,20 +375,14 @@
         </w:rPr>
         <w:t xml:space="preserve">؛ </w:t>
       </w:r>
-      <w:hyperlink r:id="rId15">
-        <w:r>
-          <w:rPr>
-            <w:rtl/>
-            <w:cs/>
-            <w:lang w:val="ar_AE" w:bidi="ar_AE"/>
-          </w:rPr>
-          <w:rPr>
-            <w:color w:val="0000EE"/>
-            <w:u w:val="single"/>
-          </w:rPr>
-          <w:t>زكريا 1:1</w:t>
-        </w:r>
-      </w:hyperlink>
+      <w:r>
+        <w:rPr>
+          <w:rtl/>
+          <w:cs/>
+          <w:lang w:val="ar_AE" w:bidi="ar_AE"/>
+        </w:rPr>
+        <w:t>زكريا 1:1</w:t>
+      </w:r>
       <w:r>
         <w:rPr>
           <w:rtl/>
@@ -913,20 +895,14 @@
         </w:rPr>
         <w:t xml:space="preserve"> 114.7). ولقد أصبح ابنها، أرتحشستا الأول، ملكًا على فارس (465–424 قبل الميلاد) بعد موت أحشويروش (انظر </w:t>
       </w:r>
-      <w:hyperlink r:id="rId16">
-        <w:r>
-          <w:rPr>
-            <w:rtl/>
-            <w:cs/>
-            <w:lang w:val="ar_AE" w:bidi="ar_AE"/>
-          </w:rPr>
-          <w:rPr>
-            <w:color w:val="0000EE"/>
-            <w:u w:val="single"/>
-          </w:rPr>
-          <w:t>عزرا 4:7–23</w:t>
-        </w:r>
-      </w:hyperlink>
+      <w:r>
+        <w:rPr>
+          <w:rtl/>
+          <w:cs/>
+          <w:lang w:val="ar_AE" w:bidi="ar_AE"/>
+        </w:rPr>
+        <w:t>عزرا 4:7–23</w:t>
+      </w:r>
       <w:r>
         <w:rPr>
           <w:rtl/>
@@ -935,20 +911,14 @@
         </w:rPr>
         <w:t xml:space="preserve">؛ </w:t>
       </w:r>
-      <w:hyperlink r:id="rId17">
-        <w:r>
-          <w:rPr>
-            <w:rtl/>
-            <w:cs/>
-            <w:lang w:val="ar_AE" w:bidi="ar_AE"/>
-          </w:rPr>
-          <w:rPr>
-            <w:color w:val="0000EE"/>
-            <w:u w:val="single"/>
-          </w:rPr>
-          <w:t>6:14</w:t>
-        </w:r>
-      </w:hyperlink>
+      <w:r>
+        <w:rPr>
+          <w:rtl/>
+          <w:cs/>
+          <w:lang w:val="ar_AE" w:bidi="ar_AE"/>
+        </w:rPr>
+        <w:t>6:14</w:t>
+      </w:r>
       <w:r>
         <w:rPr>
           <w:rtl/>
@@ -957,20 +927,14 @@
         </w:rPr>
         <w:t xml:space="preserve">؛ </w:t>
       </w:r>
-      <w:hyperlink r:id="rId18">
-        <w:r>
-          <w:rPr>
-            <w:rtl/>
-            <w:cs/>
-            <w:lang w:val="ar_AE" w:bidi="ar_AE"/>
-          </w:rPr>
-          <w:rPr>
-            <w:color w:val="0000EE"/>
-            <w:u w:val="single"/>
-          </w:rPr>
-          <w:t>7:1</w:t>
-        </w:r>
-      </w:hyperlink>
+      <w:r>
+        <w:rPr>
+          <w:rtl/>
+          <w:cs/>
+          <w:lang w:val="ar_AE" w:bidi="ar_AE"/>
+        </w:rPr>
+        <w:t>7:1</w:t>
+      </w:r>
       <w:r>
         <w:rPr>
           <w:rtl/>
@@ -979,20 +943,14 @@
         </w:rPr>
         <w:t xml:space="preserve">، </w:t>
       </w:r>
-      <w:hyperlink r:id="rId19">
-        <w:r>
-          <w:rPr>
-            <w:rtl/>
-            <w:cs/>
-            <w:lang w:val="ar_AE" w:bidi="ar_AE"/>
-          </w:rPr>
-          <w:rPr>
-            <w:color w:val="0000EE"/>
-            <w:u w:val="single"/>
-          </w:rPr>
-          <w:t>7</w:t>
-        </w:r>
-      </w:hyperlink>
+      <w:r>
+        <w:rPr>
+          <w:rtl/>
+          <w:cs/>
+          <w:lang w:val="ar_AE" w:bidi="ar_AE"/>
+        </w:rPr>
+        <w:t>7</w:t>
+      </w:r>
       <w:r>
         <w:rPr>
           <w:rtl/>
@@ -1001,20 +959,14 @@
         </w:rPr>
         <w:t xml:space="preserve">، </w:t>
       </w:r>
-      <w:hyperlink r:id="rId20">
-        <w:r>
-          <w:rPr>
-            <w:rtl/>
-            <w:cs/>
-            <w:lang w:val="ar_AE" w:bidi="ar_AE"/>
-          </w:rPr>
-          <w:rPr>
-            <w:color w:val="0000EE"/>
-            <w:u w:val="single"/>
-          </w:rPr>
-          <w:t>11–26</w:t>
-        </w:r>
-      </w:hyperlink>
+      <w:r>
+        <w:rPr>
+          <w:rtl/>
+          <w:cs/>
+          <w:lang w:val="ar_AE" w:bidi="ar_AE"/>
+        </w:rPr>
+        <w:t>11–26</w:t>
+      </w:r>
       <w:r>
         <w:rPr>
           <w:rtl/>
@@ -1023,20 +975,14 @@
         </w:rPr>
         <w:t xml:space="preserve">؛ </w:t>
       </w:r>
-      <w:hyperlink r:id="rId21">
-        <w:r>
-          <w:rPr>
-            <w:rtl/>
-            <w:cs/>
-            <w:lang w:val="ar_AE" w:bidi="ar_AE"/>
-          </w:rPr>
-          <w:rPr>
-            <w:color w:val="0000EE"/>
-            <w:u w:val="single"/>
-          </w:rPr>
-          <w:t>8:1</w:t>
-        </w:r>
-      </w:hyperlink>
+      <w:r>
+        <w:rPr>
+          <w:rtl/>
+          <w:cs/>
+          <w:lang w:val="ar_AE" w:bidi="ar_AE"/>
+        </w:rPr>
+        <w:t>8:1</w:t>
+      </w:r>
       <w:r>
         <w:rPr>
           <w:rtl/>
@@ -1045,20 +991,14 @@
         </w:rPr>
         <w:t xml:space="preserve">؛ </w:t>
       </w:r>
-      <w:hyperlink r:id="rId22">
-        <w:r>
-          <w:rPr>
-            <w:rtl/>
-            <w:cs/>
-            <w:lang w:val="ar_AE" w:bidi="ar_AE"/>
-          </w:rPr>
-          <w:rPr>
-            <w:color w:val="0000EE"/>
-            <w:u w:val="single"/>
-          </w:rPr>
-          <w:t>نحميا 1:1</w:t>
-        </w:r>
-      </w:hyperlink>
+      <w:r>
+        <w:rPr>
+          <w:rtl/>
+          <w:cs/>
+          <w:lang w:val="ar_AE" w:bidi="ar_AE"/>
+        </w:rPr>
+        <w:t>نحميا 1:1</w:t>
+      </w:r>
       <w:r>
         <w:rPr>
           <w:rtl/>
@@ -1067,20 +1007,14 @@
         </w:rPr>
         <w:t xml:space="preserve">؛ </w:t>
       </w:r>
-      <w:hyperlink r:id="rId23">
-        <w:r>
-          <w:rPr>
-            <w:rtl/>
-            <w:cs/>
-            <w:lang w:val="ar_AE" w:bidi="ar_AE"/>
-          </w:rPr>
-          <w:rPr>
-            <w:color w:val="0000EE"/>
-            <w:u w:val="single"/>
-          </w:rPr>
-          <w:t>2:1</w:t>
-        </w:r>
-      </w:hyperlink>
+      <w:r>
+        <w:rPr>
+          <w:rtl/>
+          <w:cs/>
+          <w:lang w:val="ar_AE" w:bidi="ar_AE"/>
+        </w:rPr>
+        <w:t>2:1</w:t>
+      </w:r>
       <w:r>
         <w:rPr>
           <w:rtl/>
@@ -1089,20 +1023,14 @@
         </w:rPr>
         <w:t xml:space="preserve">؛ </w:t>
       </w:r>
-      <w:hyperlink r:id="rId24">
-        <w:r>
-          <w:rPr>
-            <w:rtl/>
-            <w:cs/>
-            <w:lang w:val="ar_AE" w:bidi="ar_AE"/>
-          </w:rPr>
-          <w:rPr>
-            <w:color w:val="0000EE"/>
-            <w:u w:val="single"/>
-          </w:rPr>
-          <w:t>5:14</w:t>
-        </w:r>
-      </w:hyperlink>
+      <w:r>
+        <w:rPr>
+          <w:rtl/>
+          <w:cs/>
+          <w:lang w:val="ar_AE" w:bidi="ar_AE"/>
+        </w:rPr>
+        <w:t>5:14</w:t>
+      </w:r>
       <w:r>
         <w:rPr>
           <w:rtl/>
@@ -1111,20 +1039,14 @@
         </w:rPr>
         <w:t xml:space="preserve">؛ </w:t>
       </w:r>
-      <w:hyperlink r:id="rId25">
-        <w:r>
-          <w:rPr>
-            <w:rtl/>
-            <w:cs/>
-            <w:lang w:val="ar_AE" w:bidi="ar_AE"/>
-          </w:rPr>
-          <w:rPr>
-            <w:color w:val="0000EE"/>
-            <w:u w:val="single"/>
-          </w:rPr>
-          <w:t>13:6</w:t>
-        </w:r>
-      </w:hyperlink>
+      <w:r>
+        <w:rPr>
+          <w:rtl/>
+          <w:cs/>
+          <w:lang w:val="ar_AE" w:bidi="ar_AE"/>
+        </w:rPr>
+        <w:t>13:6</w:t>
+      </w:r>
       <w:r>
         <w:rPr>
           <w:rtl/>
@@ -1401,20 +1323,14 @@
         </w:rPr>
         <w:t>لم يقم الملك بالرد على الفور، بل تشاور مع مستشاريه الحكماء، وفقًا لعادته في مراجعة المستشارين القانونيين الفُرس لمعرفة ما يمكن فعله بشأن زوجته العاصية (</w:t>
       </w:r>
-      <w:hyperlink r:id="rId26">
-        <w:r>
-          <w:rPr>
-            <w:rtl/>
-            <w:cs/>
-            <w:lang w:val="ar_AE" w:bidi="ar_AE"/>
-          </w:rPr>
-          <w:rPr>
-            <w:color w:val="0000EE"/>
-            <w:u w:val="single"/>
-          </w:rPr>
-          <w:t>1:15</w:t>
-        </w:r>
-      </w:hyperlink>
+      <w:r>
+        <w:rPr>
+          <w:rtl/>
+          <w:cs/>
+          <w:lang w:val="ar_AE" w:bidi="ar_AE"/>
+        </w:rPr>
+        <w:t>1:15</w:t>
+      </w:r>
       <w:r>
         <w:rPr>
           <w:rtl/>
@@ -1691,20 +1607,14 @@
         </w:rPr>
         <w:t>وَلْيُكْتَبْ فِي سُنَنِ … فَلاَ يَتَغَيَّرَ: سيصبح المرسوم المكتوب قانونًا غير قابل للتغيير (</w:t>
       </w:r>
-      <w:hyperlink r:id="rId27">
-        <w:r>
-          <w:rPr>
-            <w:rtl/>
-            <w:cs/>
-            <w:lang w:val="ar_AE" w:bidi="ar_AE"/>
-          </w:rPr>
-          <w:rPr>
-            <w:color w:val="0000EE"/>
-            <w:u w:val="single"/>
-          </w:rPr>
-          <w:t>8:8</w:t>
-        </w:r>
-      </w:hyperlink>
+      <w:r>
+        <w:rPr>
+          <w:rtl/>
+          <w:cs/>
+          <w:lang w:val="ar_AE" w:bidi="ar_AE"/>
+        </w:rPr>
+        <w:t>8:8</w:t>
+      </w:r>
       <w:r>
         <w:rPr>
           <w:rtl/>
@@ -1713,20 +1623,14 @@
         </w:rPr>
         <w:t xml:space="preserve">؛ </w:t>
       </w:r>
-      <w:hyperlink r:id="rId28">
-        <w:r>
-          <w:rPr>
-            <w:rtl/>
-            <w:cs/>
-            <w:lang w:val="ar_AE" w:bidi="ar_AE"/>
-          </w:rPr>
-          <w:rPr>
-            <w:color w:val="0000EE"/>
-            <w:u w:val="single"/>
-          </w:rPr>
-          <w:t>دانيآل 6:8</w:t>
-        </w:r>
-      </w:hyperlink>
+      <w:r>
+        <w:rPr>
+          <w:rtl/>
+          <w:cs/>
+          <w:lang w:val="ar_AE" w:bidi="ar_AE"/>
+        </w:rPr>
+        <w:t>دانيآل 6:8</w:t>
+      </w:r>
       <w:r>
         <w:rPr>
           <w:rtl/>
@@ -1735,20 +1639,14 @@
         </w:rPr>
         <w:t xml:space="preserve">، </w:t>
       </w:r>
-      <w:hyperlink r:id="rId29">
-        <w:r>
-          <w:rPr>
-            <w:rtl/>
-            <w:cs/>
-            <w:lang w:val="ar_AE" w:bidi="ar_AE"/>
-          </w:rPr>
-          <w:rPr>
-            <w:color w:val="0000EE"/>
-            <w:u w:val="single"/>
-          </w:rPr>
-          <w:t>12</w:t>
-        </w:r>
-      </w:hyperlink>
+      <w:r>
+        <w:rPr>
+          <w:rtl/>
+          <w:cs/>
+          <w:lang w:val="ar_AE" w:bidi="ar_AE"/>
+        </w:rPr>
+        <w:t>12</w:t>
+      </w:r>
       <w:r>
         <w:rPr>
           <w:rtl/>
@@ -1908,20 +1806,14 @@
         </w:rPr>
         <w:t>): بما أن الملك يهوياكين تم سبيه في عام 597 قبل الميلاد (</w:t>
       </w:r>
-      <w:hyperlink r:id="rId30">
-        <w:r>
-          <w:rPr>
-            <w:rtl/>
-            <w:cs/>
-            <w:lang w:val="ar_AE" w:bidi="ar_AE"/>
-          </w:rPr>
-          <w:rPr>
-            <w:color w:val="0000EE"/>
-            <w:u w:val="single"/>
-          </w:rPr>
-          <w:t>2 ملوك 24:6–16</w:t>
-        </w:r>
-      </w:hyperlink>
+      <w:r>
+        <w:rPr>
+          <w:rtl/>
+          <w:cs/>
+          <w:lang w:val="ar_AE" w:bidi="ar_AE"/>
+        </w:rPr>
+        <w:t>2 ملوك 24:6–16</w:t>
+      </w:r>
       <w:r>
         <w:rPr>
           <w:rtl/>
@@ -2533,20 +2425,14 @@
         </w:rPr>
         <w:t xml:space="preserve">وَعَمِلَ الْمَلِكُ وَلِيمَةً عَظِيمَةً … وَلِيمَةَ أَسْتِيرَ: والآن أكرم الملك زوجته بدلًا من أن يَعرضها (قارن </w:t>
       </w:r>
-      <w:hyperlink r:id="rId31">
-        <w:r>
-          <w:rPr>
-            <w:rtl/>
-            <w:cs/>
-            <w:lang w:val="ar_AE" w:bidi="ar_AE"/>
-          </w:rPr>
-          <w:rPr>
-            <w:color w:val="0000EE"/>
-            <w:u w:val="single"/>
-          </w:rPr>
-          <w:t>1:11</w:t>
-        </w:r>
-      </w:hyperlink>
+      <w:r>
+        <w:rPr>
+          <w:rtl/>
+          <w:cs/>
+          <w:lang w:val="ar_AE" w:bidi="ar_AE"/>
+        </w:rPr>
+        <w:t>1:11</w:t>
+      </w:r>
       <w:r>
         <w:rPr>
           <w:rtl/>
@@ -2555,20 +2441,14 @@
         </w:rPr>
         <w:t xml:space="preserve">). • وَعَمِلَ رَاحَةً لِلْبِلاَدِ (أعلن عطلة عامة): الكلمة العبرية المترجمة "عطلة عامة" (حناخاه) ترتبط بالفعل الذي يعني "راحة" (نوخ). ويصف السفر ككل كيف حصل الشعب اليهودي على الراحة من تهديدات أعدائهم (انظر </w:t>
       </w:r>
-      <w:hyperlink r:id="rId32">
-        <w:r>
-          <w:rPr>
-            <w:rtl/>
-            <w:cs/>
-            <w:lang w:val="ar_AE" w:bidi="ar_AE"/>
-          </w:rPr>
-          <w:rPr>
-            <w:color w:val="0000EE"/>
-            <w:u w:val="single"/>
-          </w:rPr>
-          <w:t>9:16–22</w:t>
-        </w:r>
-      </w:hyperlink>
+      <w:r>
+        <w:rPr>
+          <w:rtl/>
+          <w:cs/>
+          <w:lang w:val="ar_AE" w:bidi="ar_AE"/>
+        </w:rPr>
+        <w:t>9:16–22</w:t>
+      </w:r>
       <w:r>
         <w:rPr>
           <w:rtl/>
@@ -2685,20 +2565,14 @@
         </w:rPr>
         <w:t>)، حيث كانت القضايا القضائية تُحسم والكثير من الأعمال الرسمية تُجرى عند الباب. وهناك كان مردخاي قادرًا على سماع المؤامرة ضد الملك (</w:t>
       </w:r>
-      <w:hyperlink r:id="rId33">
-        <w:r>
-          <w:rPr>
-            <w:rtl/>
-            <w:cs/>
-            <w:lang w:val="ar_AE" w:bidi="ar_AE"/>
-          </w:rPr>
-          <w:rPr>
-            <w:color w:val="0000EE"/>
-            <w:u w:val="single"/>
-          </w:rPr>
-          <w:t>2:21–23</w:t>
-        </w:r>
-      </w:hyperlink>
+      <w:r>
+        <w:rPr>
+          <w:rtl/>
+          <w:cs/>
+          <w:lang w:val="ar_AE" w:bidi="ar_AE"/>
+        </w:rPr>
+        <w:t>2:21–23</w:t>
+      </w:r>
       <w:r>
         <w:rPr>
           <w:rtl/>
@@ -2774,20 +2648,14 @@
         </w:rPr>
         <w:t xml:space="preserve">وَلَمْ تَكُنْ أَسْتِيرُ أَخْبَرَتْ عَنْ جِنْسِهَا وَشَعْبِهَا: يشير ذِكْر هذا مرتين (انظر أيضًا </w:t>
       </w:r>
-      <w:hyperlink r:id="rId34">
-        <w:r>
-          <w:rPr>
-            <w:rtl/>
-            <w:cs/>
-            <w:lang w:val="ar_AE" w:bidi="ar_AE"/>
-          </w:rPr>
-          <w:rPr>
-            <w:color w:val="0000EE"/>
-            <w:u w:val="single"/>
-          </w:rPr>
-          <w:t>2:10</w:t>
-        </w:r>
-      </w:hyperlink>
+      <w:r>
+        <w:rPr>
+          <w:rtl/>
+          <w:cs/>
+          <w:lang w:val="ar_AE" w:bidi="ar_AE"/>
+        </w:rPr>
+        <w:t>2:10</w:t>
+      </w:r>
       <w:r>
         <w:rPr>
           <w:rtl/>
@@ -2863,20 +2731,14 @@
         </w:rPr>
         <w:t xml:space="preserve">قد يكون بغثان هو بغثا في </w:t>
       </w:r>
-      <w:hyperlink r:id="rId35">
-        <w:r>
-          <w:rPr>
-            <w:rtl/>
-            <w:cs/>
-            <w:lang w:val="ar_AE" w:bidi="ar_AE"/>
-          </w:rPr>
-          <w:rPr>
-            <w:color w:val="0000EE"/>
-            <w:u w:val="single"/>
-          </w:rPr>
-          <w:t>1:10</w:t>
-        </w:r>
-      </w:hyperlink>
+      <w:r>
+        <w:rPr>
+          <w:rtl/>
+          <w:cs/>
+          <w:lang w:val="ar_AE" w:bidi="ar_AE"/>
+        </w:rPr>
+        <w:t>1:10</w:t>
+      </w:r>
       <w:r>
         <w:rPr>
           <w:rtl/>
@@ -2952,20 +2814,14 @@
         </w:rPr>
         <w:t>فَأَخْبَرَ أَسْتِيرَ الْمَلِكَةَ: الطريقة الأسرع والأكثر أمانًا لوصول المعلومات إلى الملك كانت عبر الملكة. • بالرغم من أنه كان بإمكان أستير أن تروج لنفسها من خلال الحصول على الفضل في هذه المعلومات، إلا أنها منحت مردخاي الفضل في التقرير، وهي نقطة مهمة لاحقًا في القصة (</w:t>
       </w:r>
-      <w:hyperlink r:id="rId36">
-        <w:r>
-          <w:rPr>
-            <w:rtl/>
-            <w:cs/>
-            <w:lang w:val="ar_AE" w:bidi="ar_AE"/>
-          </w:rPr>
-          <w:rPr>
-            <w:color w:val="0000EE"/>
-            <w:u w:val="single"/>
-          </w:rPr>
-          <w:t>6:1–3</w:t>
-        </w:r>
-      </w:hyperlink>
+      <w:r>
+        <w:rPr>
+          <w:rtl/>
+          <w:cs/>
+          <w:lang w:val="ar_AE" w:bidi="ar_AE"/>
+        </w:rPr>
+        <w:t>6:1–3</w:t>
+      </w:r>
       <w:r>
         <w:rPr>
           <w:rtl/>
@@ -3092,20 +2948,14 @@
         </w:rPr>
         <w:t xml:space="preserve"> ولكن النقوش من فارس القديمة تظهر أن الخازوق كان شكلًا شائعًا من أشكال الإعدام. وقد ادّعى والد أحشويروش، داريوس الأول، أنه خوزق 3,000 بابلي عندما غزا بابل. وفي بعض الأحيان كان يتم إعدام المجرمين أولًا ثم عرضهم على وتد، كما حدث مع إعدام أبناء هامان (</w:t>
       </w:r>
-      <w:hyperlink r:id="rId37">
-        <w:r>
-          <w:rPr>
-            <w:rtl/>
-            <w:cs/>
-            <w:lang w:val="ar_AE" w:bidi="ar_AE"/>
-          </w:rPr>
-          <w:rPr>
-            <w:color w:val="0000EE"/>
-            <w:u w:val="single"/>
-          </w:rPr>
-          <w:t>9:5–14</w:t>
-        </w:r>
-      </w:hyperlink>
+      <w:r>
+        <w:rPr>
+          <w:rtl/>
+          <w:cs/>
+          <w:lang w:val="ar_AE" w:bidi="ar_AE"/>
+        </w:rPr>
+        <w:t>9:5–14</w:t>
+      </w:r>
       <w:r>
         <w:rPr>
           <w:rtl/>
@@ -3114,20 +2964,14 @@
         </w:rPr>
         <w:t>). • وَكُتِبَ ذلِكَ فِي سِفْرِ: لم تتم مكافأة مردخاي إلا بعد فترة طويلة (</w:t>
       </w:r>
-      <w:hyperlink r:id="rId38">
-        <w:r>
-          <w:rPr>
-            <w:rtl/>
-            <w:cs/>
-            <w:lang w:val="ar_AE" w:bidi="ar_AE"/>
-          </w:rPr>
-          <w:rPr>
-            <w:color w:val="0000EE"/>
-            <w:u w:val="single"/>
-          </w:rPr>
-          <w:t>6:1–14</w:t>
-        </w:r>
-      </w:hyperlink>
+      <w:r>
+        <w:rPr>
+          <w:rtl/>
+          <w:cs/>
+          <w:lang w:val="ar_AE" w:bidi="ar_AE"/>
+        </w:rPr>
+        <w:t>6:1–14</w:t>
+      </w:r>
       <w:r>
         <w:rPr>
           <w:rtl/>
@@ -3287,20 +3131,14 @@
         </w:rPr>
         <w:t xml:space="preserve">كان من المعتاد الانحناء أمام شخص أعلى مكانة (مثل </w:t>
       </w:r>
-      <w:hyperlink r:id="rId39">
-        <w:r>
-          <w:rPr>
-            <w:rtl/>
-            <w:cs/>
-            <w:lang w:val="ar_AE" w:bidi="ar_AE"/>
-          </w:rPr>
-          <w:rPr>
-            <w:color w:val="0000EE"/>
-            <w:u w:val="single"/>
-          </w:rPr>
-          <w:t>تكوين 33:3</w:t>
-        </w:r>
-      </w:hyperlink>
+      <w:r>
+        <w:rPr>
+          <w:rtl/>
+          <w:cs/>
+          <w:lang w:val="ar_AE" w:bidi="ar_AE"/>
+        </w:rPr>
+        <w:t>تكوين 33:3</w:t>
+      </w:r>
       <w:r>
         <w:rPr>
           <w:rtl/>
@@ -3460,20 +3298,14 @@
         </w:rPr>
         <w:t xml:space="preserve"> مشابهًا لإلقاء النرد. استخدم العبرانيون القرعة من حين لآخر لمعرفة إرادة الله (</w:t>
       </w:r>
-      <w:hyperlink r:id="rId40">
-        <w:r>
-          <w:rPr>
-            <w:rtl/>
-            <w:cs/>
-            <w:lang w:val="ar_AE" w:bidi="ar_AE"/>
-          </w:rPr>
-          <w:rPr>
-            <w:color w:val="0000EE"/>
-            <w:u w:val="single"/>
-          </w:rPr>
-          <w:t>لاويين 16:8–10</w:t>
-        </w:r>
-      </w:hyperlink>
+      <w:r>
+        <w:rPr>
+          <w:rtl/>
+          <w:cs/>
+          <w:lang w:val="ar_AE" w:bidi="ar_AE"/>
+        </w:rPr>
+        <w:t>لاويين 16:8–10</w:t>
+      </w:r>
       <w:r>
         <w:rPr>
           <w:rtl/>
@@ -3482,20 +3314,14 @@
         </w:rPr>
         <w:t xml:space="preserve">؛ </w:t>
       </w:r>
-      <w:hyperlink r:id="rId41">
-        <w:r>
-          <w:rPr>
-            <w:rtl/>
-            <w:cs/>
-            <w:lang w:val="ar_AE" w:bidi="ar_AE"/>
-          </w:rPr>
-          <w:rPr>
-            <w:color w:val="0000EE"/>
-            <w:u w:val="single"/>
-          </w:rPr>
-          <w:t>نحميا 10:34</w:t>
-        </w:r>
-      </w:hyperlink>
+      <w:r>
+        <w:rPr>
+          <w:rtl/>
+          <w:cs/>
+          <w:lang w:val="ar_AE" w:bidi="ar_AE"/>
+        </w:rPr>
+        <w:t>نحميا 10:34</w:t>
+      </w:r>
       <w:r>
         <w:rPr>
           <w:rtl/>
@@ -3588,20 +3414,14 @@
         </w:rPr>
         <w:t>تزاوج اليهود داخل مجتمعات مترابطة ورفضوا الاندماج في الثقافة الأوسع. • وَسُنَنُهُمْ مُغَايِرَةٌ: كان لديهم مجموعة فريدة من القوانين (العادات الغذائية والدينية) وكانوا يسعون ليكونوا منفصلين عن العادات الخاطئة للشعوب المحيطة بهم (</w:t>
       </w:r>
-      <w:hyperlink r:id="rId42">
-        <w:r>
-          <w:rPr>
-            <w:rtl/>
-            <w:cs/>
-            <w:lang w:val="ar_AE" w:bidi="ar_AE"/>
-          </w:rPr>
-          <w:rPr>
-            <w:color w:val="0000EE"/>
-            <w:u w:val="single"/>
-          </w:rPr>
-          <w:t>لاويين 14:42–45؛</w:t>
-        </w:r>
-      </w:hyperlink>
+      <w:r>
+        <w:rPr>
+          <w:rtl/>
+          <w:cs/>
+          <w:lang w:val="ar_AE" w:bidi="ar_AE"/>
+        </w:rPr>
+        <w:t>لاويين 14:42–45؛</w:t>
+      </w:r>
       <w:r>
         <w:rPr>
           <w:rtl/>
@@ -3610,20 +3430,14 @@
         </w:rPr>
         <w:t xml:space="preserve"> </w:t>
       </w:r>
-      <w:hyperlink r:id="rId43">
-        <w:r>
-          <w:rPr>
-            <w:rtl/>
-            <w:cs/>
-            <w:lang w:val="ar_AE" w:bidi="ar_AE"/>
-          </w:rPr>
-          <w:rPr>
-            <w:color w:val="0000EE"/>
-            <w:u w:val="single"/>
-          </w:rPr>
-          <w:t>15: 31</w:t>
-        </w:r>
-      </w:hyperlink>
+      <w:r>
+        <w:rPr>
+          <w:rtl/>
+          <w:cs/>
+          <w:lang w:val="ar_AE" w:bidi="ar_AE"/>
+        </w:rPr>
+        <w:t>15: 31</w:t>
+      </w:r>
       <w:r>
         <w:rPr>
           <w:rtl/>
@@ -3632,20 +3446,14 @@
         </w:rPr>
         <w:t xml:space="preserve">؛ </w:t>
       </w:r>
-      <w:hyperlink r:id="rId44">
-        <w:r>
-          <w:rPr>
-            <w:rtl/>
-            <w:cs/>
-            <w:lang w:val="ar_AE" w:bidi="ar_AE"/>
-          </w:rPr>
-          <w:rPr>
-            <w:color w:val="0000EE"/>
-            <w:u w:val="single"/>
-          </w:rPr>
-          <w:t>19: 2</w:t>
-        </w:r>
-      </w:hyperlink>
+      <w:r>
+        <w:rPr>
+          <w:rtl/>
+          <w:cs/>
+          <w:lang w:val="ar_AE" w:bidi="ar_AE"/>
+        </w:rPr>
+        <w:t>19: 2</w:t>
+      </w:r>
       <w:r>
         <w:rPr>
           <w:rtl/>
@@ -3654,20 +3462,14 @@
         </w:rPr>
         <w:t xml:space="preserve">، </w:t>
       </w:r>
-      <w:hyperlink r:id="rId45">
-        <w:r>
-          <w:rPr>
-            <w:rtl/>
-            <w:cs/>
-            <w:lang w:val="ar_AE" w:bidi="ar_AE"/>
-          </w:rPr>
-          <w:rPr>
-            <w:color w:val="0000EE"/>
-            <w:u w:val="single"/>
-          </w:rPr>
-          <w:t>26–37</w:t>
-        </w:r>
-      </w:hyperlink>
+      <w:r>
+        <w:rPr>
+          <w:rtl/>
+          <w:cs/>
+          <w:lang w:val="ar_AE" w:bidi="ar_AE"/>
+        </w:rPr>
+        <w:t>26–37</w:t>
+      </w:r>
       <w:r>
         <w:rPr>
           <w:rtl/>
@@ -3676,20 +3478,14 @@
         </w:rPr>
         <w:t xml:space="preserve">). • وَهُمْ لاَ يَعْمَلُونَ سُنَنَ الْمَلِكِ: من المحتمل أن هذا الاتهام، وهو اتهام كاذب عمومًا، يشير إلى رفض مردخاي السجود لهامان. • فَلاَ يَلِيقُ بِالْمَلِكِ تَرْكُهُمْ: استغل هامان مخاوف واهتمامات الملك كما فعل مموكان في </w:t>
       </w:r>
-      <w:hyperlink r:id="rId46">
-        <w:r>
-          <w:rPr>
-            <w:rtl/>
-            <w:cs/>
-            <w:lang w:val="ar_AE" w:bidi="ar_AE"/>
-          </w:rPr>
-          <w:rPr>
-            <w:color w:val="0000EE"/>
-            <w:u w:val="single"/>
-          </w:rPr>
-          <w:t>أستير 1:16</w:t>
-        </w:r>
-      </w:hyperlink>
+      <w:r>
+        <w:rPr>
+          <w:rtl/>
+          <w:cs/>
+          <w:lang w:val="ar_AE" w:bidi="ar_AE"/>
+        </w:rPr>
+        <w:t>أستير 1:16</w:t>
+      </w:r>
       <w:r>
         <w:rPr>
           <w:rtl/>
@@ -3883,20 +3679,14 @@
         </w:rPr>
         <w:t xml:space="preserve"> أشار إلى أن هامان أصبح يمتلك السلطة الكاملة لختم المرسوم. • عدو اليهود: اللقب الجديد الذي أطلقه الكاتب على هامان يشير بشكل مشؤوم إلى قدرته على اضطهاد اليهود (انظر أيضًا </w:t>
       </w:r>
-      <w:hyperlink r:id="rId47">
-        <w:r>
-          <w:rPr>
-            <w:rtl/>
-            <w:cs/>
-            <w:lang w:val="ar_AE" w:bidi="ar_AE"/>
-          </w:rPr>
-          <w:rPr>
-            <w:color w:val="0000EE"/>
-            <w:u w:val="single"/>
-          </w:rPr>
-          <w:t>8:1</w:t>
-        </w:r>
-      </w:hyperlink>
+      <w:r>
+        <w:rPr>
+          <w:rtl/>
+          <w:cs/>
+          <w:lang w:val="ar_AE" w:bidi="ar_AE"/>
+        </w:rPr>
+        <w:t>8:1</w:t>
+      </w:r>
       <w:r>
         <w:rPr>
           <w:rtl/>
@@ -3905,20 +3695,14 @@
         </w:rPr>
         <w:t xml:space="preserve">؛ </w:t>
       </w:r>
-      <w:hyperlink r:id="rId48">
-        <w:r>
-          <w:rPr>
-            <w:rtl/>
-            <w:cs/>
-            <w:lang w:val="ar_AE" w:bidi="ar_AE"/>
-          </w:rPr>
-          <w:rPr>
-            <w:color w:val="0000EE"/>
-            <w:u w:val="single"/>
-          </w:rPr>
-          <w:t>9:10</w:t>
-        </w:r>
-      </w:hyperlink>
+      <w:r>
+        <w:rPr>
+          <w:rtl/>
+          <w:cs/>
+          <w:lang w:val="ar_AE" w:bidi="ar_AE"/>
+        </w:rPr>
+        <w:t>9:10</w:t>
+      </w:r>
       <w:r>
         <w:rPr>
           <w:rtl/>
@@ -3927,20 +3711,14 @@
         </w:rPr>
         <w:t xml:space="preserve">، </w:t>
       </w:r>
-      <w:hyperlink r:id="rId49">
-        <w:r>
-          <w:rPr>
-            <w:rtl/>
-            <w:cs/>
-            <w:lang w:val="ar_AE" w:bidi="ar_AE"/>
-          </w:rPr>
-          <w:rPr>
-            <w:color w:val="0000EE"/>
-            <w:u w:val="single"/>
-          </w:rPr>
-          <w:t>24</w:t>
-        </w:r>
-      </w:hyperlink>
+      <w:r>
+        <w:rPr>
+          <w:rtl/>
+          <w:cs/>
+          <w:lang w:val="ar_AE" w:bidi="ar_AE"/>
+        </w:rPr>
+        <w:t>24</w:t>
+      </w:r>
       <w:r>
         <w:rPr>
           <w:rtl/>
@@ -3949,20 +3727,14 @@
         </w:rPr>
         <w:t xml:space="preserve">). • الْفِضَّةُ قَدْ أُعْطِيَتْ لَكَ، وَالشَّعْبُ أَيْضًا: قد يبدو أن الملك لم يكن يرغب في الرشوة، لكن </w:t>
       </w:r>
-      <w:hyperlink r:id="rId50">
-        <w:r>
-          <w:rPr>
-            <w:rtl/>
-            <w:cs/>
-            <w:lang w:val="ar_AE" w:bidi="ar_AE"/>
-          </w:rPr>
-          <w:rPr>
-            <w:color w:val="0000EE"/>
-            <w:u w:val="single"/>
-          </w:rPr>
-          <w:t>4:7</w:t>
-        </w:r>
-      </w:hyperlink>
+      <w:r>
+        <w:rPr>
+          <w:rtl/>
+          <w:cs/>
+          <w:lang w:val="ar_AE" w:bidi="ar_AE"/>
+        </w:rPr>
+        <w:t>4:7</w:t>
+      </w:r>
       <w:r>
         <w:rPr>
           <w:rtl/>
@@ -3971,20 +3743,14 @@
         </w:rPr>
         <w:t xml:space="preserve"> يشير إلى أن هامان قدَّم المال بالفعل. كان الملك يتبع بروتوكولًا معتادًا لجعل الرشوة وجشعه أقل وضوحًا (قارن </w:t>
       </w:r>
-      <w:hyperlink r:id="rId51">
-        <w:r>
-          <w:rPr>
-            <w:rtl/>
-            <w:cs/>
-            <w:lang w:val="ar_AE" w:bidi="ar_AE"/>
-          </w:rPr>
-          <w:rPr>
-            <w:color w:val="0000EE"/>
-            <w:u w:val="single"/>
-          </w:rPr>
-          <w:t>تكوين 23:10–16</w:t>
-        </w:r>
-      </w:hyperlink>
+      <w:r>
+        <w:rPr>
+          <w:rtl/>
+          <w:cs/>
+          <w:lang w:val="ar_AE" w:bidi="ar_AE"/>
+        </w:rPr>
+        <w:t>تكوين 23:10–16</w:t>
+      </w:r>
       <w:r>
         <w:rPr>
           <w:rtl/>
@@ -4060,20 +3826,14 @@
         </w:rPr>
         <w:t xml:space="preserve">لذلك في 17 أبريل (فِي الشَّهْرِ الأَوَّلِ، فِي الْيَوْمِ الثَّالِثَ عَشَرَ مِنْهُ): ربما كان اختيار هامان لليوم الذي يسبق بدء عيد الفصح اليهودي (انظر </w:t>
       </w:r>
-      <w:hyperlink r:id="rId52">
-        <w:r>
-          <w:rPr>
-            <w:rtl/>
-            <w:cs/>
-            <w:lang w:val="ar_AE" w:bidi="ar_AE"/>
-          </w:rPr>
-          <w:rPr>
-            <w:color w:val="0000EE"/>
-            <w:u w:val="single"/>
-          </w:rPr>
-          <w:t>خروج 12:6</w:t>
-        </w:r>
-      </w:hyperlink>
+      <w:r>
+        <w:rPr>
+          <w:rtl/>
+          <w:cs/>
+          <w:lang w:val="ar_AE" w:bidi="ar_AE"/>
+        </w:rPr>
+        <w:t>خروج 12:6</w:t>
+      </w:r>
       <w:r>
         <w:rPr>
           <w:rtl/>
@@ -4149,20 +3909,14 @@
         </w:rPr>
         <w:t xml:space="preserve">تتكرر عبارة لإِهْلاَكِ وَقَتْلِ وَإِبَادَةِ بتأثير ساخر في </w:t>
       </w:r>
-      <w:hyperlink r:id="rId53">
-        <w:r>
-          <w:rPr>
-            <w:rtl/>
-            <w:cs/>
-            <w:lang w:val="ar_AE" w:bidi="ar_AE"/>
-          </w:rPr>
-          <w:rPr>
-            <w:color w:val="0000EE"/>
-            <w:u w:val="single"/>
-          </w:rPr>
-          <w:t>8:11</w:t>
-        </w:r>
-      </w:hyperlink>
+      <w:r>
+        <w:rPr>
+          <w:rtl/>
+          <w:cs/>
+          <w:lang w:val="ar_AE" w:bidi="ar_AE"/>
+        </w:rPr>
+        <w:t>8:11</w:t>
+      </w:r>
       <w:r>
         <w:rPr>
           <w:rtl/>
@@ -4171,20 +3925,14 @@
         </w:rPr>
         <w:t xml:space="preserve"> و</w:t>
       </w:r>
-      <w:hyperlink r:id="rId54">
-        <w:r>
-          <w:rPr>
-            <w:rtl/>
-            <w:cs/>
-            <w:lang w:val="ar_AE" w:bidi="ar_AE"/>
-          </w:rPr>
-          <w:rPr>
-            <w:color w:val="0000EE"/>
-            <w:u w:val="single"/>
-          </w:rPr>
-          <w:t>9:5</w:t>
-        </w:r>
-      </w:hyperlink>
+      <w:r>
+        <w:rPr>
+          <w:rtl/>
+          <w:cs/>
+          <w:lang w:val="ar_AE" w:bidi="ar_AE"/>
+        </w:rPr>
+        <w:t>9:5</w:t>
+      </w:r>
       <w:r>
         <w:rPr>
           <w:rtl/>
@@ -4193,20 +3941,14 @@
         </w:rPr>
         <w:t>. • في 7 مارس من العام التالي (فِي الثَّالِثَ عَشَرَ مِنَ الشَّهْرِ الثَّانِي عَشَرَ): "اليوم المحظوظ" لهامان الذي تم اختياره عن طريق إلقاء القرعة (</w:t>
       </w:r>
-      <w:hyperlink r:id="rId55">
-        <w:r>
-          <w:rPr>
-            <w:rtl/>
-            <w:cs/>
-            <w:lang w:val="ar_AE" w:bidi="ar_AE"/>
-          </w:rPr>
-          <w:rPr>
-            <w:color w:val="0000EE"/>
-            <w:u w:val="single"/>
-          </w:rPr>
-          <w:t>3:7</w:t>
-        </w:r>
-      </w:hyperlink>
+      <w:r>
+        <w:rPr>
+          <w:rtl/>
+          <w:cs/>
+          <w:lang w:val="ar_AE" w:bidi="ar_AE"/>
+        </w:rPr>
+        <w:t>3:7</w:t>
+      </w:r>
       <w:r>
         <w:rPr>
           <w:rtl/>
@@ -4361,20 +4103,14 @@
         </w:rPr>
         <w:t xml:space="preserve">أظهر رد فعل مردخاي الدرامي حزنًا وحدادًا عميقين (انظر </w:t>
       </w:r>
-      <w:hyperlink r:id="rId56">
-        <w:r>
-          <w:rPr>
-            <w:rtl/>
-            <w:cs/>
-            <w:lang w:val="ar_AE" w:bidi="ar_AE"/>
-          </w:rPr>
-          <w:rPr>
-            <w:color w:val="0000EE"/>
-            <w:u w:val="single"/>
-          </w:rPr>
-          <w:t>2 صموئيل 1:11</w:t>
-        </w:r>
-      </w:hyperlink>
+      <w:r>
+        <w:rPr>
+          <w:rtl/>
+          <w:cs/>
+          <w:lang w:val="ar_AE" w:bidi="ar_AE"/>
+        </w:rPr>
+        <w:t>2 صموئيل 1:11</w:t>
+      </w:r>
       <w:r>
         <w:rPr>
           <w:rtl/>
@@ -4383,20 +4119,14 @@
         </w:rPr>
         <w:t xml:space="preserve">؛ </w:t>
       </w:r>
-      <w:hyperlink r:id="rId57">
-        <w:r>
-          <w:rPr>
-            <w:rtl/>
-            <w:cs/>
-            <w:lang w:val="ar_AE" w:bidi="ar_AE"/>
-          </w:rPr>
-          <w:rPr>
-            <w:color w:val="0000EE"/>
-            <w:u w:val="single"/>
-          </w:rPr>
-          <w:t>عزرا 9</w:t>
-        </w:r>
-      </w:hyperlink>
+      <w:r>
+        <w:rPr>
+          <w:rtl/>
+          <w:cs/>
+          <w:lang w:val="ar_AE" w:bidi="ar_AE"/>
+        </w:rPr>
+        <w:t>عزرا 9</w:t>
+      </w:r>
       <w:r>
         <w:rPr>
           <w:rtl/>
@@ -4405,20 +4135,14 @@
         </w:rPr>
         <w:t xml:space="preserve">؛ </w:t>
       </w:r>
-      <w:hyperlink r:id="rId58">
-        <w:r>
-          <w:rPr>
-            <w:rtl/>
-            <w:cs/>
-            <w:lang w:val="ar_AE" w:bidi="ar_AE"/>
-          </w:rPr>
-          <w:rPr>
-            <w:color w:val="0000EE"/>
-            <w:u w:val="single"/>
-          </w:rPr>
-          <w:t>يونان 3:5–9</w:t>
-        </w:r>
-      </w:hyperlink>
+      <w:r>
+        <w:rPr>
+          <w:rtl/>
+          <w:cs/>
+          <w:lang w:val="ar_AE" w:bidi="ar_AE"/>
+        </w:rPr>
+        <w:t>يونان 3:5–9</w:t>
+      </w:r>
       <w:r>
         <w:rPr>
           <w:rtl/>
@@ -4561,20 +4285,14 @@
         </w:rPr>
         <w:t>كَانَتْ مَنَاحَةٌ عَظِيمَةٌ عِنْدَ الْيَهُودِ: في هذه التقارير عن المناحة، لم يُذكر اسم الله، ولكن النحيب والصوم يعنيان الصراخ في الصلاة لكي يتدخل الله ويُخَلِّص شعبه (</w:t>
       </w:r>
-      <w:hyperlink r:id="rId59">
-        <w:r>
-          <w:rPr>
-            <w:rtl/>
-            <w:cs/>
-            <w:lang w:val="ar_AE" w:bidi="ar_AE"/>
-          </w:rPr>
-          <w:rPr>
-            <w:color w:val="0000EE"/>
-            <w:u w:val="single"/>
-          </w:rPr>
-          <w:t>خروج 2: 23–25</w:t>
-        </w:r>
-      </w:hyperlink>
+      <w:r>
+        <w:rPr>
+          <w:rtl/>
+          <w:cs/>
+          <w:lang w:val="ar_AE" w:bidi="ar_AE"/>
+        </w:rPr>
+        <w:t>خروج 2: 23–25</w:t>
+      </w:r>
       <w:r>
         <w:rPr>
           <w:rtl/>
@@ -4583,20 +4301,14 @@
         </w:rPr>
         <w:t xml:space="preserve">؛ </w:t>
       </w:r>
-      <w:hyperlink r:id="rId60">
-        <w:r>
-          <w:rPr>
-            <w:rtl/>
-            <w:cs/>
-            <w:lang w:val="ar_AE" w:bidi="ar_AE"/>
-          </w:rPr>
-          <w:rPr>
-            <w:color w:val="0000EE"/>
-            <w:u w:val="single"/>
-          </w:rPr>
-          <w:t>عزرا 9: 5–15</w:t>
-        </w:r>
-      </w:hyperlink>
+      <w:r>
+        <w:rPr>
+          <w:rtl/>
+          <w:cs/>
+          <w:lang w:val="ar_AE" w:bidi="ar_AE"/>
+        </w:rPr>
+        <w:t>عزرا 9: 5–15</w:t>
+      </w:r>
       <w:r>
         <w:rPr>
           <w:rtl/>
@@ -4605,20 +4317,14 @@
         </w:rPr>
         <w:t xml:space="preserve">؛ </w:t>
       </w:r>
-      <w:hyperlink r:id="rId61">
-        <w:r>
-          <w:rPr>
-            <w:rtl/>
-            <w:cs/>
-            <w:lang w:val="ar_AE" w:bidi="ar_AE"/>
-          </w:rPr>
-          <w:rPr>
-            <w:color w:val="0000EE"/>
-            <w:u w:val="single"/>
-          </w:rPr>
-          <w:t>دانيآل 9: 1–19</w:t>
-        </w:r>
-      </w:hyperlink>
+      <w:r>
+        <w:rPr>
+          <w:rtl/>
+          <w:cs/>
+          <w:lang w:val="ar_AE" w:bidi="ar_AE"/>
+        </w:rPr>
+        <w:t>دانيآل 9: 1–19</w:t>
+      </w:r>
       <w:r>
         <w:rPr>
           <w:rtl/>
@@ -4828,20 +4534,14 @@
         </w:rPr>
         <w:t xml:space="preserve">لا تَفْتَكِرِي … أَنَّكِ تَنْجِينَ: لم يتراجع مردخاي ولم يعذرها بسبب الخطر، وذَكَّرها أن عدم إبلاغ الملك سيكون أكثر خطورة عليها. • يَكُونُ الْفَرَجُ وَالنَّجَاةُ لِلْيَهُودِ مِنْ مَكَانٍ آخَرَ: كان مردخاي على علم بوعود الله وأدرك أن الله لن يسمح بإبادة شعبه المختار (انظر </w:t>
       </w:r>
-      <w:hyperlink r:id="rId62">
-        <w:r>
-          <w:rPr>
-            <w:rtl/>
-            <w:cs/>
-            <w:lang w:val="ar_AE" w:bidi="ar_AE"/>
-          </w:rPr>
-          <w:rPr>
-            <w:color w:val="0000EE"/>
-            <w:u w:val="single"/>
-          </w:rPr>
-          <w:t>تكوين 12:3</w:t>
-        </w:r>
-      </w:hyperlink>
+      <w:r>
+        <w:rPr>
+          <w:rtl/>
+          <w:cs/>
+          <w:lang w:val="ar_AE" w:bidi="ar_AE"/>
+        </w:rPr>
+        <w:t>تكوين 12:3</w:t>
+      </w:r>
       <w:r>
         <w:rPr>
           <w:rtl/>
@@ -4850,20 +4550,14 @@
         </w:rPr>
         <w:t xml:space="preserve">؛ </w:t>
       </w:r>
-      <w:hyperlink r:id="rId63">
-        <w:r>
-          <w:rPr>
-            <w:rtl/>
-            <w:cs/>
-            <w:lang w:val="ar_AE" w:bidi="ar_AE"/>
-          </w:rPr>
-          <w:rPr>
-            <w:color w:val="0000EE"/>
-            <w:u w:val="single"/>
-          </w:rPr>
-          <w:t>22:18</w:t>
-        </w:r>
-      </w:hyperlink>
+      <w:r>
+        <w:rPr>
+          <w:rtl/>
+          <w:cs/>
+          <w:lang w:val="ar_AE" w:bidi="ar_AE"/>
+        </w:rPr>
+        <w:t>22:18</w:t>
+      </w:r>
       <w:r>
         <w:rPr>
           <w:rtl/>
@@ -4872,20 +4566,14 @@
         </w:rPr>
         <w:t xml:space="preserve">؛ </w:t>
       </w:r>
-      <w:hyperlink r:id="rId64">
-        <w:r>
-          <w:rPr>
-            <w:rtl/>
-            <w:cs/>
-            <w:lang w:val="ar_AE" w:bidi="ar_AE"/>
-          </w:rPr>
-          <w:rPr>
-            <w:color w:val="0000EE"/>
-            <w:u w:val="single"/>
-          </w:rPr>
-          <w:t>28:14</w:t>
-        </w:r>
-      </w:hyperlink>
+      <w:r>
+        <w:rPr>
+          <w:rtl/>
+          <w:cs/>
+          <w:lang w:val="ar_AE" w:bidi="ar_AE"/>
+        </w:rPr>
+        <w:t>28:14</w:t>
+      </w:r>
       <w:r>
         <w:rPr>
           <w:rtl/>
@@ -4894,20 +4582,14 @@
         </w:rPr>
         <w:t xml:space="preserve">؛ </w:t>
       </w:r>
-      <w:hyperlink r:id="rId65">
-        <w:r>
-          <w:rPr>
-            <w:rtl/>
-            <w:cs/>
-            <w:lang w:val="ar_AE" w:bidi="ar_AE"/>
-          </w:rPr>
-          <w:rPr>
-            <w:color w:val="0000EE"/>
-            <w:u w:val="single"/>
-          </w:rPr>
-          <w:t>إشعياء 60:1–5</w:t>
-        </w:r>
-      </w:hyperlink>
+      <w:r>
+        <w:rPr>
+          <w:rtl/>
+          <w:cs/>
+          <w:lang w:val="ar_AE" w:bidi="ar_AE"/>
+        </w:rPr>
+        <w:t>إشعياء 60:1–5</w:t>
+      </w:r>
       <w:r>
         <w:rPr>
           <w:rtl/>
@@ -4983,20 +4665,14 @@
         </w:rPr>
         <w:t>صُومُوا مِنْ جِهَتِي: لقد اقتنعت أستير، لكنها أرادت أن يصلي أكبر عدد ممكن من اليهود لكي يتدخل الله لإنقاذ حياتها. • لاَ تَأْكُلُوا وَلاَ تَشْرَبُوا ثَلاَثَةَ أَيَّامٍ لَيْلًا وَنَهَارًا: كان الصوم الكامل بدون أي طعام أو ماء يستمر عادةً يومًا واحدًا فقط (</w:t>
       </w:r>
-      <w:hyperlink r:id="rId66">
-        <w:r>
-          <w:rPr>
-            <w:rtl/>
-            <w:cs/>
-            <w:lang w:val="ar_AE" w:bidi="ar_AE"/>
-          </w:rPr>
-          <w:rPr>
-            <w:color w:val="0000EE"/>
-            <w:u w:val="single"/>
-          </w:rPr>
-          <w:t>لاويين 16:29–31</w:t>
-        </w:r>
-      </w:hyperlink>
+      <w:r>
+        <w:rPr>
+          <w:rtl/>
+          <w:cs/>
+          <w:lang w:val="ar_AE" w:bidi="ar_AE"/>
+        </w:rPr>
+        <w:t>لاويين 16:29–31</w:t>
+      </w:r>
       <w:r>
         <w:rPr>
           <w:rtl/>
@@ -5005,20 +4681,14 @@
         </w:rPr>
         <w:t xml:space="preserve">؛ </w:t>
       </w:r>
-      <w:hyperlink r:id="rId67">
-        <w:r>
-          <w:rPr>
-            <w:rtl/>
-            <w:cs/>
-            <w:lang w:val="ar_AE" w:bidi="ar_AE"/>
-          </w:rPr>
-          <w:rPr>
-            <w:color w:val="0000EE"/>
-            <w:u w:val="single"/>
-          </w:rPr>
-          <w:t>قضاة 20:26</w:t>
-        </w:r>
-      </w:hyperlink>
+      <w:r>
+        <w:rPr>
+          <w:rtl/>
+          <w:cs/>
+          <w:lang w:val="ar_AE" w:bidi="ar_AE"/>
+        </w:rPr>
+        <w:t>قضاة 20:26</w:t>
+      </w:r>
       <w:r>
         <w:rPr>
           <w:rtl/>
@@ -5094,20 +4764,14 @@
         </w:rPr>
         <w:t>استقبلها ورحب بها، وقدم لها الصولجان الذهبي (نَالَتْ نِعْمَةً فِي عَيْنَيْهِ، فَمَدَّ الْمَلِكُ لأَسْتِيرَ قَضِيبَ الذَّهَبِ الَّذِي بِيَدِهِ): لم تُقتل لدخولها إلى حضرة الملك دون دعوة (</w:t>
       </w:r>
-      <w:hyperlink r:id="rId68">
-        <w:r>
-          <w:rPr>
-            <w:rtl/>
-            <w:cs/>
-            <w:lang w:val="ar_AE" w:bidi="ar_AE"/>
-          </w:rPr>
-          <w:rPr>
-            <w:color w:val="0000EE"/>
-            <w:u w:val="single"/>
-          </w:rPr>
-          <w:t>4:11</w:t>
-        </w:r>
-      </w:hyperlink>
+      <w:r>
+        <w:rPr>
+          <w:rtl/>
+          <w:cs/>
+          <w:lang w:val="ar_AE" w:bidi="ar_AE"/>
+        </w:rPr>
+        <w:t>4:11</w:t>
+      </w:r>
       <w:r>
         <w:rPr>
           <w:rtl/>
@@ -5116,20 +4780,14 @@
         </w:rPr>
         <w:t xml:space="preserve">، </w:t>
       </w:r>
-      <w:hyperlink r:id="rId69">
-        <w:r>
-          <w:rPr>
-            <w:rtl/>
-            <w:cs/>
-            <w:lang w:val="ar_AE" w:bidi="ar_AE"/>
-          </w:rPr>
-          <w:rPr>
-            <w:color w:val="0000EE"/>
-            <w:u w:val="single"/>
-          </w:rPr>
-          <w:t>16</w:t>
-        </w:r>
-      </w:hyperlink>
+      <w:r>
+        <w:rPr>
+          <w:rtl/>
+          <w:cs/>
+          <w:lang w:val="ar_AE" w:bidi="ar_AE"/>
+        </w:rPr>
+        <w:t>16</w:t>
+      </w:r>
       <w:r>
         <w:rPr>
           <w:rtl/>
@@ -5272,20 +4930,14 @@
         </w:rPr>
         <w:t xml:space="preserve">إِنْ حَسُنَ عِنْدَ الْمَلِكِ: أظهرت أستير الاحترام اللائق (قارن </w:t>
       </w:r>
-      <w:hyperlink r:id="rId70">
-        <w:r>
-          <w:rPr>
-            <w:rtl/>
-            <w:cs/>
-            <w:lang w:val="ar_AE" w:bidi="ar_AE"/>
-          </w:rPr>
-          <w:rPr>
-            <w:color w:val="0000EE"/>
-            <w:u w:val="single"/>
-          </w:rPr>
-          <w:t>1:12</w:t>
-        </w:r>
-      </w:hyperlink>
+      <w:r>
+        <w:rPr>
+          <w:rtl/>
+          <w:cs/>
+          <w:lang w:val="ar_AE" w:bidi="ar_AE"/>
+        </w:rPr>
+        <w:t>1:12</w:t>
+      </w:r>
       <w:r>
         <w:rPr>
           <w:rtl/>
@@ -5378,20 +5030,14 @@
         </w:rPr>
         <w:t xml:space="preserve">كان من المعتاد عدم إظهار القلق عند طلب معروف أو التفاوض على اتفاق. وقد أتاح التأخير الفرصة للملك أحشويروش لاكتشاف عمل الولاء الذي قام به مردخاي، مما أدى إلى إحباط مخطط هامان (انظر </w:t>
       </w:r>
-      <w:hyperlink r:id="rId38">
-        <w:r>
-          <w:rPr>
-            <w:rtl/>
-            <w:cs/>
-            <w:lang w:val="ar_AE" w:bidi="ar_AE"/>
-          </w:rPr>
-          <w:rPr>
-            <w:color w:val="0000EE"/>
-            <w:u w:val="single"/>
-          </w:rPr>
-          <w:t>6:1–14</w:t>
-        </w:r>
-      </w:hyperlink>
+      <w:r>
+        <w:rPr>
+          <w:rtl/>
+          <w:cs/>
+          <w:lang w:val="ar_AE" w:bidi="ar_AE"/>
+        </w:rPr>
+        <w:t>6:1–14</w:t>
+      </w:r>
       <w:r>
         <w:rPr>
           <w:rtl/>
@@ -5467,20 +5113,14 @@
         </w:rPr>
         <w:t xml:space="preserve">انتهى صوم مردخاي وعاد إلى الباب ليؤدي مهامه الرسمية. كان عدم الوقوف أو الارتجاف رفضًا أشد لإكرام لهامان (قارن </w:t>
       </w:r>
-      <w:hyperlink r:id="rId71">
-        <w:r>
-          <w:rPr>
-            <w:rtl/>
-            <w:cs/>
-            <w:lang w:val="ar_AE" w:bidi="ar_AE"/>
-          </w:rPr>
-          <w:rPr>
-            <w:color w:val="0000EE"/>
-            <w:u w:val="single"/>
-          </w:rPr>
-          <w:t>3:2–6</w:t>
-        </w:r>
-      </w:hyperlink>
+      <w:r>
+        <w:rPr>
+          <w:rtl/>
+          <w:cs/>
+          <w:lang w:val="ar_AE" w:bidi="ar_AE"/>
+        </w:rPr>
+        <w:t>3:2–6</w:t>
+      </w:r>
       <w:r>
         <w:rPr>
           <w:rtl/>
@@ -5635,20 +5275,14 @@
         </w:rPr>
         <w:t xml:space="preserve">كانت الخشبة (العمود المسنون) أداة شائعة للإعدام (انظر أيضًا </w:t>
       </w:r>
-      <w:hyperlink r:id="rId72">
-        <w:r>
-          <w:rPr>
-            <w:rtl/>
-            <w:cs/>
-            <w:lang w:val="ar_AE" w:bidi="ar_AE"/>
-          </w:rPr>
-          <w:rPr>
-            <w:color w:val="0000EE"/>
-            <w:u w:val="single"/>
-          </w:rPr>
-          <w:t>2:23</w:t>
-        </w:r>
-      </w:hyperlink>
+      <w:r>
+        <w:rPr>
+          <w:rtl/>
+          <w:cs/>
+          <w:lang w:val="ar_AE" w:bidi="ar_AE"/>
+        </w:rPr>
+        <w:t>2:23</w:t>
+      </w:r>
       <w:r>
         <w:rPr>
           <w:rtl/>
@@ -5657,20 +5291,14 @@
         </w:rPr>
         <w:t xml:space="preserve">؛ </w:t>
       </w:r>
-      <w:hyperlink r:id="rId73">
-        <w:r>
-          <w:rPr>
-            <w:rtl/>
-            <w:cs/>
-            <w:lang w:val="ar_AE" w:bidi="ar_AE"/>
-          </w:rPr>
-          <w:rPr>
-            <w:color w:val="0000EE"/>
-            <w:u w:val="single"/>
-          </w:rPr>
-          <w:t>تكوين 40:19</w:t>
-        </w:r>
-      </w:hyperlink>
+      <w:r>
+        <w:rPr>
+          <w:rtl/>
+          <w:cs/>
+          <w:lang w:val="ar_AE" w:bidi="ar_AE"/>
+        </w:rPr>
+        <w:t>تكوين 40:19</w:t>
+      </w:r>
       <w:r>
         <w:rPr>
           <w:rtl/>
@@ -5679,20 +5307,14 @@
         </w:rPr>
         <w:t xml:space="preserve">، </w:t>
       </w:r>
-      <w:hyperlink r:id="rId74">
-        <w:r>
-          <w:rPr>
-            <w:rtl/>
-            <w:cs/>
-            <w:lang w:val="ar_AE" w:bidi="ar_AE"/>
-          </w:rPr>
-          <w:rPr>
-            <w:color w:val="0000EE"/>
-            <w:u w:val="single"/>
-          </w:rPr>
-          <w:t>22</w:t>
-        </w:r>
-      </w:hyperlink>
+      <w:r>
+        <w:rPr>
+          <w:rtl/>
+          <w:cs/>
+          <w:lang w:val="ar_AE" w:bidi="ar_AE"/>
+        </w:rPr>
+        <w:t>22</w:t>
+      </w:r>
       <w:r>
         <w:rPr>
           <w:rtl/>
@@ -5701,20 +5323,14 @@
         </w:rPr>
         <w:t xml:space="preserve">؛ </w:t>
       </w:r>
-      <w:hyperlink r:id="rId75">
-        <w:r>
-          <w:rPr>
-            <w:rtl/>
-            <w:cs/>
-            <w:lang w:val="ar_AE" w:bidi="ar_AE"/>
-          </w:rPr>
-          <w:rPr>
-            <w:color w:val="0000EE"/>
-            <w:u w:val="single"/>
-          </w:rPr>
-          <w:t>يشوع 8:29</w:t>
-        </w:r>
-      </w:hyperlink>
+      <w:r>
+        <w:rPr>
+          <w:rtl/>
+          <w:cs/>
+          <w:lang w:val="ar_AE" w:bidi="ar_AE"/>
+        </w:rPr>
+        <w:t>يشوع 8:29</w:t>
+      </w:r>
       <w:r>
         <w:rPr>
           <w:rtl/>
@@ -5874,20 +5490,14 @@
         </w:rPr>
         <w:t>بتدبير إلهي، حدث أن فتح خادم الملك السجلات الملكية على الصفحة التي تروي كيف كشف مردخاي المؤامرة (</w:t>
       </w:r>
-      <w:hyperlink r:id="rId33">
-        <w:r>
-          <w:rPr>
-            <w:rtl/>
-            <w:cs/>
-            <w:lang w:val="ar_AE" w:bidi="ar_AE"/>
-          </w:rPr>
-          <w:rPr>
-            <w:color w:val="0000EE"/>
-            <w:u w:val="single"/>
-          </w:rPr>
-          <w:t>2:21–23</w:t>
-        </w:r>
-      </w:hyperlink>
+      <w:r>
+        <w:rPr>
+          <w:rtl/>
+          <w:cs/>
+          <w:lang w:val="ar_AE" w:bidi="ar_AE"/>
+        </w:rPr>
+        <w:t>2:21–23</w:t>
+      </w:r>
       <w:r>
         <w:rPr>
           <w:rtl/>
@@ -6097,20 +5707,14 @@
         </w:rPr>
         <w:t>كان هامان يستمتع بالثناء والتقدير العام. وقد أراد أن يتم تكريمه كملك، وأن يرتدي ثياب ملكية، وأن يركب حصان الملك؛ بمعنى آخر، أراد أن يكون ملكًا ليوم واحد. • اعتقد هامان أن أحد المسؤولين النبلاء الآخرين للملك سيُكرِّمه في شوارع المدينة. لكن بدلًا من ذلك، كان هامان نفسه هو من سيقوم بهذا الدور لمردخاي (</w:t>
       </w:r>
-      <w:hyperlink r:id="rId76">
-        <w:r>
-          <w:rPr>
-            <w:rtl/>
-            <w:cs/>
-            <w:lang w:val="ar_AE" w:bidi="ar_AE"/>
-          </w:rPr>
-          <w:rPr>
-            <w:color w:val="0000EE"/>
-            <w:u w:val="single"/>
-          </w:rPr>
-          <w:t>6:10</w:t>
-        </w:r>
-      </w:hyperlink>
+      <w:r>
+        <w:rPr>
+          <w:rtl/>
+          <w:cs/>
+          <w:lang w:val="ar_AE" w:bidi="ar_AE"/>
+        </w:rPr>
+        <w:t>6:10</w:t>
+      </w:r>
       <w:r>
         <w:rPr>
           <w:rtl/>
@@ -6320,20 +5924,14 @@
         </w:rPr>
         <w:t>نَفْسِي … وَشَعْبِي: لا بد أن التصريح بأن شخصًا ما يريد قتل الملكة وعائلتها قد فاجأ الملك وصدمه. • أَنَّنَا قَدْ بِعْنَا أَنَا وَشَعْبِي: أشارت أستير بعناية إلى الثمن الباهظ الذي دفعه هامان للملك للموافقة على المرسوم (</w:t>
       </w:r>
-      <w:hyperlink r:id="rId77">
-        <w:r>
-          <w:rPr>
-            <w:rtl/>
-            <w:cs/>
-            <w:lang w:val="ar_AE" w:bidi="ar_AE"/>
-          </w:rPr>
-          <w:rPr>
-            <w:color w:val="0000EE"/>
-            <w:u w:val="single"/>
-          </w:rPr>
-          <w:t>3:8–11</w:t>
-        </w:r>
-      </w:hyperlink>
+      <w:r>
+        <w:rPr>
+          <w:rtl/>
+          <w:cs/>
+          <w:lang w:val="ar_AE" w:bidi="ar_AE"/>
+        </w:rPr>
+        <w:t>3:8–11</w:t>
+      </w:r>
       <w:r>
         <w:rPr>
           <w:rtl/>
@@ -6342,20 +5940,14 @@
         </w:rPr>
         <w:t xml:space="preserve">). كما استخدمت نفس مصطلحات مرسوم هامان عندما قالت إن الغرض منه هو الهلاك والقتل والإبادة (قارن </w:t>
       </w:r>
-      <w:hyperlink r:id="rId78">
-        <w:r>
-          <w:rPr>
-            <w:rtl/>
-            <w:cs/>
-            <w:lang w:val="ar_AE" w:bidi="ar_AE"/>
-          </w:rPr>
-          <w:rPr>
-            <w:color w:val="0000EE"/>
-            <w:u w:val="single"/>
-          </w:rPr>
-          <w:t>3:13</w:t>
-        </w:r>
-      </w:hyperlink>
+      <w:r>
+        <w:rPr>
+          <w:rtl/>
+          <w:cs/>
+          <w:lang w:val="ar_AE" w:bidi="ar_AE"/>
+        </w:rPr>
+        <w:t>3:13</w:t>
+      </w:r>
       <w:r>
         <w:rPr>
           <w:rtl/>
@@ -6431,20 +6023,14 @@
         </w:rPr>
         <w:t xml:space="preserve">مَنْ هُوَ؟ وَأَيْنَ هُوَ هذَا الَّذِي يَتَجَاسَرُ بِقَلْبِهِ عَلَى أَنْ يَعْمَلَ هكَذَا؟ بالكاد استطاع الملك أن يصدق ما كان يسمعه ولم يستطع تخيل أن يحاول أحدهم القيام بهذا العمل الفظيع. لم يطلب أي تفاصيل عن اتهامات أستير، مفترضًا أنها جميعها صحيحة (قارن </w:t>
       </w:r>
-      <w:hyperlink r:id="rId79">
-        <w:r>
-          <w:rPr>
-            <w:rtl/>
-            <w:cs/>
-            <w:lang w:val="ar_AE" w:bidi="ar_AE"/>
-          </w:rPr>
-          <w:rPr>
-            <w:color w:val="0000EE"/>
-            <w:u w:val="single"/>
-          </w:rPr>
-          <w:t>3:10</w:t>
-        </w:r>
-      </w:hyperlink>
+      <w:r>
+        <w:rPr>
+          <w:rtl/>
+          <w:cs/>
+          <w:lang w:val="ar_AE" w:bidi="ar_AE"/>
+        </w:rPr>
+        <w:t>3:10</w:t>
+      </w:r>
       <w:r>
         <w:rPr>
           <w:rtl/>
@@ -6666,20 +6252,14 @@
         </w:rPr>
         <w:t>هُوَذَا الْخَشَبَةُ أَيْضًا الَّتِي عَمِلَهَا هَامَانُ لِمُرْدَخَايَ: حَربونا، أحد الخصيان السبعة للملك (</w:t>
       </w:r>
-      <w:hyperlink r:id="rId35">
-        <w:r>
-          <w:rPr>
-            <w:rtl/>
-            <w:cs/>
-            <w:lang w:val="ar_AE" w:bidi="ar_AE"/>
-          </w:rPr>
-          <w:rPr>
-            <w:color w:val="0000EE"/>
-            <w:u w:val="single"/>
-          </w:rPr>
-          <w:t>1:10</w:t>
-        </w:r>
-      </w:hyperlink>
+      <w:r>
+        <w:rPr>
+          <w:rtl/>
+          <w:cs/>
+          <w:lang w:val="ar_AE" w:bidi="ar_AE"/>
+        </w:rPr>
+        <w:t>1:10</w:t>
+      </w:r>
       <w:r>
         <w:rPr>
           <w:rtl/>
@@ -6771,20 +6351,14 @@
         </w:rPr>
         <w:t>تمامًا كما وعد هامان بثروة اليهود لأولئك الذين سيقتلونهم (</w:t>
       </w:r>
-      <w:hyperlink r:id="rId78">
-        <w:r>
-          <w:rPr>
-            <w:rtl/>
-            <w:cs/>
-            <w:lang w:val="ar_AE" w:bidi="ar_AE"/>
-          </w:rPr>
-          <w:rPr>
-            <w:color w:val="0000EE"/>
-            <w:u w:val="single"/>
-          </w:rPr>
-          <w:t>3:13</w:t>
-        </w:r>
-      </w:hyperlink>
+      <w:r>
+        <w:rPr>
+          <w:rtl/>
+          <w:cs/>
+          <w:lang w:val="ar_AE" w:bidi="ar_AE"/>
+        </w:rPr>
+        <w:t>3:13</w:t>
+      </w:r>
       <w:r>
         <w:rPr>
           <w:rtl/>
@@ -6860,20 +6434,14 @@
         </w:rPr>
         <w:t>الخاتم الذي استخدمه هامان لختم المرسوم لهلاك الشعب اليهودي (</w:t>
       </w:r>
-      <w:hyperlink r:id="rId79">
-        <w:r>
-          <w:rPr>
-            <w:rtl/>
-            <w:cs/>
-            <w:lang w:val="ar_AE" w:bidi="ar_AE"/>
-          </w:rPr>
-          <w:rPr>
-            <w:color w:val="0000EE"/>
-            <w:u w:val="single"/>
-          </w:rPr>
-          <w:t>3:10</w:t>
-        </w:r>
-      </w:hyperlink>
+      <w:r>
+        <w:rPr>
+          <w:rtl/>
+          <w:cs/>
+          <w:lang w:val="ar_AE" w:bidi="ar_AE"/>
+        </w:rPr>
+        <w:t>3:10</w:t>
+      </w:r>
       <w:r>
         <w:rPr>
           <w:rtl/>
@@ -7083,20 +6651,14 @@
         </w:rPr>
         <w:t xml:space="preserve">وفقًا للقانون الفارسي، ما تم كتابته بالفعل لا يمكن أبدًا إلغاؤه (الْكِتَابَة الَّتِي تُكْتَبُ بِاسْمِ الْمَلِكِ … لاَ تُرَدُّ) (انظر </w:t>
       </w:r>
-      <w:hyperlink r:id="rId80">
-        <w:r>
-          <w:rPr>
-            <w:rtl/>
-            <w:cs/>
-            <w:lang w:val="ar_AE" w:bidi="ar_AE"/>
-          </w:rPr>
-          <w:rPr>
-            <w:color w:val="0000EE"/>
-            <w:u w:val="single"/>
-          </w:rPr>
-          <w:t>1:19</w:t>
-        </w:r>
-      </w:hyperlink>
+      <w:r>
+        <w:rPr>
+          <w:rtl/>
+          <w:cs/>
+          <w:lang w:val="ar_AE" w:bidi="ar_AE"/>
+        </w:rPr>
+        <w:t>1:19</w:t>
+      </w:r>
       <w:r>
         <w:rPr>
           <w:rtl/>
@@ -7105,20 +6667,14 @@
         </w:rPr>
         <w:t xml:space="preserve">؛ </w:t>
       </w:r>
-      <w:hyperlink r:id="rId28">
-        <w:r>
-          <w:rPr>
-            <w:rtl/>
-            <w:cs/>
-            <w:lang w:val="ar_AE" w:bidi="ar_AE"/>
-          </w:rPr>
-          <w:rPr>
-            <w:color w:val="0000EE"/>
-            <w:u w:val="single"/>
-          </w:rPr>
-          <w:t>دانيآل 6:8</w:t>
-        </w:r>
-      </w:hyperlink>
+      <w:r>
+        <w:rPr>
+          <w:rtl/>
+          <w:cs/>
+          <w:lang w:val="ar_AE" w:bidi="ar_AE"/>
+        </w:rPr>
+        <w:t>دانيآل 6:8</w:t>
+      </w:r>
       <w:r>
         <w:rPr>
           <w:rtl/>
@@ -7127,20 +6683,14 @@
         </w:rPr>
         <w:t xml:space="preserve">، </w:t>
       </w:r>
-      <w:hyperlink r:id="rId29">
-        <w:r>
-          <w:rPr>
-            <w:rtl/>
-            <w:cs/>
-            <w:lang w:val="ar_AE" w:bidi="ar_AE"/>
-          </w:rPr>
-          <w:rPr>
-            <w:color w:val="0000EE"/>
-            <w:u w:val="single"/>
-          </w:rPr>
-          <w:t>12</w:t>
-        </w:r>
-      </w:hyperlink>
+      <w:r>
+        <w:rPr>
+          <w:rtl/>
+          <w:cs/>
+          <w:lang w:val="ar_AE" w:bidi="ar_AE"/>
+        </w:rPr>
+        <w:t>12</w:t>
+      </w:r>
       <w:r>
         <w:rPr>
           <w:rtl/>
@@ -7149,20 +6699,14 @@
         </w:rPr>
         <w:t xml:space="preserve">؛ قارن </w:t>
       </w:r>
-      <w:hyperlink r:id="rId81">
-        <w:r>
-          <w:rPr>
-            <w:rtl/>
-            <w:cs/>
-            <w:lang w:val="ar_AE" w:bidi="ar_AE"/>
-          </w:rPr>
-          <w:rPr>
-            <w:color w:val="0000EE"/>
-            <w:u w:val="single"/>
-          </w:rPr>
-          <w:t>مزمور 148:6</w:t>
-        </w:r>
-      </w:hyperlink>
+      <w:r>
+        <w:rPr>
+          <w:rtl/>
+          <w:cs/>
+          <w:lang w:val="ar_AE" w:bidi="ar_AE"/>
+        </w:rPr>
+        <w:t>مزمور 148:6</w:t>
+      </w:r>
       <w:r>
         <w:rPr>
           <w:rtl/>
@@ -7238,20 +6782,14 @@
         </w:rPr>
         <w:t xml:space="preserve">في 25 يونيو (فِي الشَّهْرِ الثَّالِثِ، أَيْ شَهْرِ سِيوَانَ، فِي الثَّالِثِ وَالْعِشْرِينَ مِنْهُ): تتوافق تفاصيل كتابة وإرسال المرسوم الجديد عن قصد مع تفاصيل إرسال المرسوم الأصلي في </w:t>
       </w:r>
-      <w:hyperlink r:id="rId82">
-        <w:r>
-          <w:rPr>
-            <w:rtl/>
-            <w:cs/>
-            <w:lang w:val="ar_AE" w:bidi="ar_AE"/>
-          </w:rPr>
-          <w:rPr>
-            <w:color w:val="0000EE"/>
-            <w:u w:val="single"/>
-          </w:rPr>
-          <w:t>3:12</w:t>
-        </w:r>
-      </w:hyperlink>
+      <w:r>
+        <w:rPr>
+          <w:rtl/>
+          <w:cs/>
+          <w:lang w:val="ar_AE" w:bidi="ar_AE"/>
+        </w:rPr>
+        <w:t>3:12</w:t>
+      </w:r>
       <w:r>
         <w:rPr>
           <w:rtl/>
@@ -7327,20 +6865,14 @@
         </w:rPr>
         <w:t xml:space="preserve">لم يسمح مرسوم الملك للشعب اليهودي ببدء حرب بل بالدفاع عن أنفسهم ونهب ممتلكات الذين هاجموهم (على عكس المرسوم في </w:t>
       </w:r>
-      <w:hyperlink r:id="rId78">
-        <w:r>
-          <w:rPr>
-            <w:rtl/>
-            <w:cs/>
-            <w:lang w:val="ar_AE" w:bidi="ar_AE"/>
-          </w:rPr>
-          <w:rPr>
-            <w:color w:val="0000EE"/>
-            <w:u w:val="single"/>
-          </w:rPr>
-          <w:t>3:13</w:t>
-        </w:r>
-      </w:hyperlink>
+      <w:r>
+        <w:rPr>
+          <w:rtl/>
+          <w:cs/>
+          <w:lang w:val="ar_AE" w:bidi="ar_AE"/>
+        </w:rPr>
+        <w:t>3:13</w:t>
+      </w:r>
       <w:r>
         <w:rPr>
           <w:rtl/>
@@ -7349,20 +6881,14 @@
         </w:rPr>
         <w:t>). • تُعدّ عبارة وَيُهْلِكُوا وَيَقْتُلُوا وَيُبِيدُوا تكرارًا ساخرًا لكلمات مرسوم هامان الأصلي (</w:t>
       </w:r>
-      <w:hyperlink r:id="rId78">
-        <w:r>
-          <w:rPr>
-            <w:rtl/>
-            <w:cs/>
-            <w:lang w:val="ar_AE" w:bidi="ar_AE"/>
-          </w:rPr>
-          <w:rPr>
-            <w:color w:val="0000EE"/>
-            <w:u w:val="single"/>
-          </w:rPr>
-          <w:t>3:13</w:t>
-        </w:r>
-      </w:hyperlink>
+      <w:r>
+        <w:rPr>
+          <w:rtl/>
+          <w:cs/>
+          <w:lang w:val="ar_AE" w:bidi="ar_AE"/>
+        </w:rPr>
+        <w:t>3:13</w:t>
+      </w:r>
       <w:r>
         <w:rPr>
           <w:rtl/>
@@ -7371,20 +6897,14 @@
         </w:rPr>
         <w:t xml:space="preserve">؛ انظر أيضًا </w:t>
       </w:r>
-      <w:hyperlink r:id="rId54">
-        <w:r>
-          <w:rPr>
-            <w:rtl/>
-            <w:cs/>
-            <w:lang w:val="ar_AE" w:bidi="ar_AE"/>
-          </w:rPr>
-          <w:rPr>
-            <w:color w:val="0000EE"/>
-            <w:u w:val="single"/>
-          </w:rPr>
-          <w:t>9:5</w:t>
-        </w:r>
-      </w:hyperlink>
+      <w:r>
+        <w:rPr>
+          <w:rtl/>
+          <w:cs/>
+          <w:lang w:val="ar_AE" w:bidi="ar_AE"/>
+        </w:rPr>
+        <w:t>9:5</w:t>
+      </w:r>
       <w:r>
         <w:rPr>
           <w:rtl/>
@@ -7460,20 +6980,14 @@
         </w:rPr>
         <w:t>7 مارس من العام المقبل (فِي الثَّالِثَ عَشَرَ مِنَ الشَّهْرِ الثَّانِي عَشَرَ، أَيْ شَهْرِ أَذَارَ): كان هذا التاريخ بعد ما يقرب من عام من إصدار مرسوم هامان الأصلي (</w:t>
       </w:r>
-      <w:hyperlink r:id="rId82">
-        <w:r>
-          <w:rPr>
-            <w:rtl/>
-            <w:cs/>
-            <w:lang w:val="ar_AE" w:bidi="ar_AE"/>
-          </w:rPr>
-          <w:rPr>
-            <w:color w:val="0000EE"/>
-            <w:u w:val="single"/>
-          </w:rPr>
-          <w:t>3:12</w:t>
-        </w:r>
-      </w:hyperlink>
+      <w:r>
+        <w:rPr>
+          <w:rtl/>
+          <w:cs/>
+          <w:lang w:val="ar_AE" w:bidi="ar_AE"/>
+        </w:rPr>
+        <w:t>3:12</w:t>
+      </w:r>
       <w:r>
         <w:rPr>
           <w:rtl/>
@@ -7645,20 +7159,14 @@
         </w:rPr>
         <w:t>وكما كانت مدينة شوشن في حالة من الارتباك الشديد بعد مرسوم هامان الأصلي (</w:t>
       </w:r>
-      <w:hyperlink r:id="rId83">
-        <w:r>
-          <w:rPr>
-            <w:rtl/>
-            <w:cs/>
-            <w:lang w:val="ar_AE" w:bidi="ar_AE"/>
-          </w:rPr>
-          <w:rPr>
-            <w:color w:val="0000EE"/>
-            <w:u w:val="single"/>
-          </w:rPr>
-          <w:t>3:15</w:t>
-        </w:r>
-      </w:hyperlink>
+      <w:r>
+        <w:rPr>
+          <w:rtl/>
+          <w:cs/>
+          <w:lang w:val="ar_AE" w:bidi="ar_AE"/>
+        </w:rPr>
+        <w:t>3:15</w:t>
+      </w:r>
       <w:r>
         <w:rPr>
           <w:rtl/>
@@ -7935,20 +7443,14 @@
         </w:rPr>
         <w:t>فَضَرَبَ الْيَهُودُ جَمِيعَ أَعْدَائِهِمْ ضَرْبَةَ سَيْفٍ وَقَتْل وَهَلاَكٍ: لم يكن هذا هجومًا على أشخاص عُزل أو موجة قتل وحشية لا يمكن السيطرة عليها، بل كان دفاعًا عن النفس ناجحًا ضد مهاجميهم. العبارة المستخدمة هنا تكرر المصطلحات الواردة في مرسوم هامان الأصلي (</w:t>
       </w:r>
-      <w:hyperlink r:id="rId82">
-        <w:r>
-          <w:rPr>
-            <w:rtl/>
-            <w:cs/>
-            <w:lang w:val="ar_AE" w:bidi="ar_AE"/>
-          </w:rPr>
-          <w:rPr>
-            <w:color w:val="0000EE"/>
-            <w:u w:val="single"/>
-          </w:rPr>
-          <w:t>3:12</w:t>
-        </w:r>
-      </w:hyperlink>
+      <w:r>
+        <w:rPr>
+          <w:rtl/>
+          <w:cs/>
+          <w:lang w:val="ar_AE" w:bidi="ar_AE"/>
+        </w:rPr>
+        <w:t>3:12</w:t>
+      </w:r>
       <w:r>
         <w:rPr>
           <w:rtl/>
@@ -8091,20 +7593,14 @@
         </w:rPr>
         <w:t>عَشَرَةَ، بَنِي هَامَانَ … قَتَلُوهُمْ: والآن ذهب كل ما كان هامان يفتخر به (</w:t>
       </w:r>
-      <w:hyperlink r:id="rId84">
-        <w:r>
-          <w:rPr>
-            <w:rtl/>
-            <w:cs/>
-            <w:lang w:val="ar_AE" w:bidi="ar_AE"/>
-          </w:rPr>
-          <w:rPr>
-            <w:color w:val="0000EE"/>
-            <w:u w:val="single"/>
-          </w:rPr>
-          <w:t>5:11</w:t>
-        </w:r>
-      </w:hyperlink>
+      <w:r>
+        <w:rPr>
+          <w:rtl/>
+          <w:cs/>
+          <w:lang w:val="ar_AE" w:bidi="ar_AE"/>
+        </w:rPr>
+        <w:t>5:11</w:t>
+      </w:r>
       <w:r>
         <w:rPr>
           <w:rtl/>
@@ -8180,20 +7676,14 @@
         </w:rPr>
         <w:t>وَلكِنَّهُمْ لَمْ يَمُدُّوا أَيْدِيَهُمْ إِلَى النَّهْبِ: بالرغم من أن سلب الغنائم من المهاجمين كان مسموحًا (</w:t>
       </w:r>
-      <w:hyperlink r:id="rId53">
-        <w:r>
-          <w:rPr>
-            <w:rtl/>
-            <w:cs/>
-            <w:lang w:val="ar_AE" w:bidi="ar_AE"/>
-          </w:rPr>
-          <w:rPr>
-            <w:color w:val="0000EE"/>
-            <w:u w:val="single"/>
-          </w:rPr>
-          <w:t>8:11</w:t>
-        </w:r>
-      </w:hyperlink>
+      <w:r>
+        <w:rPr>
+          <w:rtl/>
+          <w:cs/>
+          <w:lang w:val="ar_AE" w:bidi="ar_AE"/>
+        </w:rPr>
+        <w:t>8:11</w:t>
+      </w:r>
       <w:r>
         <w:rPr>
           <w:rtl/>
@@ -8202,20 +7692,14 @@
         </w:rPr>
         <w:t>)، إلا أن اليهود لم يرغبوا في أي شيء يتعلق بثروة أبناء هامان النجسة. وقبل سنوات عديدة، رفض أبرام أخذ نصيبه من الغنيمة من ملك سدوم (</w:t>
       </w:r>
-      <w:hyperlink r:id="rId85">
-        <w:r>
-          <w:rPr>
-            <w:rtl/>
-            <w:cs/>
-            <w:lang w:val="ar_AE" w:bidi="ar_AE"/>
-          </w:rPr>
-          <w:rPr>
-            <w:color w:val="0000EE"/>
-            <w:u w:val="single"/>
-          </w:rPr>
-          <w:t>تكوين 14:21–23</w:t>
-        </w:r>
-      </w:hyperlink>
+      <w:r>
+        <w:rPr>
+          <w:rtl/>
+          <w:cs/>
+          <w:lang w:val="ar_AE" w:bidi="ar_AE"/>
+        </w:rPr>
+        <w:t>تكوين 14:21–23</w:t>
+      </w:r>
       <w:r>
         <w:rPr>
           <w:rtl/>
@@ -8291,20 +7775,14 @@
         </w:rPr>
         <w:t>لو كان الملك قد انزعج من الأعداد الكبيرة، لما كان سمح بيوم آخر من القتال (</w:t>
       </w:r>
-      <w:hyperlink r:id="rId86">
-        <w:r>
-          <w:rPr>
-            <w:rtl/>
-            <w:cs/>
-            <w:lang w:val="ar_AE" w:bidi="ar_AE"/>
-          </w:rPr>
-          <w:rPr>
-            <w:color w:val="0000EE"/>
-            <w:u w:val="single"/>
-          </w:rPr>
-          <w:t>9:14–15</w:t>
-        </w:r>
-      </w:hyperlink>
+      <w:r>
+        <w:rPr>
+          <w:rtl/>
+          <w:cs/>
+          <w:lang w:val="ar_AE" w:bidi="ar_AE"/>
+        </w:rPr>
+        <w:t>9:14–15</w:t>
+      </w:r>
       <w:r>
         <w:rPr>
           <w:rtl/>
@@ -8514,20 +7992,14 @@
         </w:rPr>
         <w:t>ومرة أخرى، اتخذ اليهود موقفًا أخلاقيًا رفيعًا ولم يأخذوا أي غنائم من أعدائهم، بالرغم من أن ذلك كان مسموحًا به قانونيًا (</w:t>
       </w:r>
-      <w:hyperlink r:id="rId53">
-        <w:r>
-          <w:rPr>
-            <w:rtl/>
-            <w:cs/>
-            <w:lang w:val="ar_AE" w:bidi="ar_AE"/>
-          </w:rPr>
-          <w:rPr>
-            <w:color w:val="0000EE"/>
-            <w:u w:val="single"/>
-          </w:rPr>
-          <w:t>8:11</w:t>
-        </w:r>
-      </w:hyperlink>
+      <w:r>
+        <w:rPr>
+          <w:rtl/>
+          <w:cs/>
+          <w:lang w:val="ar_AE" w:bidi="ar_AE"/>
+        </w:rPr>
+        <w:t>8:11</w:t>
+      </w:r>
       <w:r>
         <w:rPr>
           <w:rtl/>
@@ -8536,20 +8008,14 @@
         </w:rPr>
         <w:t xml:space="preserve">؛ </w:t>
       </w:r>
-      <w:hyperlink r:id="rId48">
-        <w:r>
-          <w:rPr>
-            <w:rtl/>
-            <w:cs/>
-            <w:lang w:val="ar_AE" w:bidi="ar_AE"/>
-          </w:rPr>
-          <w:rPr>
-            <w:color w:val="0000EE"/>
-            <w:u w:val="single"/>
-          </w:rPr>
-          <w:t>9:10</w:t>
-        </w:r>
-      </w:hyperlink>
+      <w:r>
+        <w:rPr>
+          <w:rtl/>
+          <w:cs/>
+          <w:lang w:val="ar_AE" w:bidi="ar_AE"/>
+        </w:rPr>
+        <w:t>9:10</w:t>
+      </w:r>
       <w:r>
         <w:rPr>
           <w:rtl/>
@@ -8726,20 +8192,14 @@
         </w:rPr>
         <w:t>استراحوا واحتفلوا بانتصارهم وَجَعَلُوهُ يَوْمَ شُرْبٍ وَفَرَحٍ: لم يتم ذِكر الله، لكن من المؤكد أنهم شكروا الله في هذا اليوم على إنقاذهم. كانت هذه بداية عيد جديد، سُمّي لاحقًا الفوريم (</w:t>
       </w:r>
-      <w:hyperlink r:id="rId87">
-        <w:r>
-          <w:rPr>
-            <w:rtl/>
-            <w:cs/>
-            <w:lang w:val="ar_AE" w:bidi="ar_AE"/>
-          </w:rPr>
-          <w:rPr>
-            <w:color w:val="0000EE"/>
-            <w:u w:val="single"/>
-          </w:rPr>
-          <w:t>9:19–32</w:t>
-        </w:r>
-      </w:hyperlink>
+      <w:r>
+        <w:rPr>
+          <w:rtl/>
+          <w:cs/>
+          <w:lang w:val="ar_AE" w:bidi="ar_AE"/>
+        </w:rPr>
+        <w:t>9:19–32</w:t>
+      </w:r>
       <w:r>
         <w:rPr>
           <w:rtl/>
@@ -8815,20 +8275,14 @@
         </w:rPr>
         <w:t xml:space="preserve">يحتفل عيد الفوريم السنوي ببركة الله الذي منحهم سلامًا تجاه أعدائهم (انظر </w:t>
       </w:r>
-      <w:hyperlink r:id="rId88">
-        <w:r>
-          <w:rPr>
-            <w:rtl/>
-            <w:cs/>
-            <w:lang w:val="ar_AE" w:bidi="ar_AE"/>
-          </w:rPr>
-          <w:rPr>
-            <w:color w:val="0000EE"/>
-            <w:u w:val="single"/>
-          </w:rPr>
-          <w:t>تثنية 25:19</w:t>
-        </w:r>
-      </w:hyperlink>
+      <w:r>
+        <w:rPr>
+          <w:rtl/>
+          <w:cs/>
+          <w:lang w:val="ar_AE" w:bidi="ar_AE"/>
+        </w:rPr>
+        <w:t>تثنية 25:19</w:t>
+      </w:r>
       <w:r>
         <w:rPr>
           <w:rtl/>
@@ -8837,20 +8291,14 @@
         </w:rPr>
         <w:t xml:space="preserve">؛ </w:t>
       </w:r>
-      <w:hyperlink r:id="rId89">
-        <w:r>
-          <w:rPr>
-            <w:rtl/>
-            <w:cs/>
-            <w:lang w:val="ar_AE" w:bidi="ar_AE"/>
-          </w:rPr>
-          <w:rPr>
-            <w:color w:val="0000EE"/>
-            <w:u w:val="single"/>
-          </w:rPr>
-          <w:t>يشوع 21:44</w:t>
-        </w:r>
-      </w:hyperlink>
+      <w:r>
+        <w:rPr>
+          <w:rtl/>
+          <w:cs/>
+          <w:lang w:val="ar_AE" w:bidi="ar_AE"/>
+        </w:rPr>
+        <w:t>يشوع 21:44</w:t>
+      </w:r>
       <w:r>
         <w:rPr>
           <w:rtl/>
@@ -8859,20 +8307,14 @@
         </w:rPr>
         <w:t xml:space="preserve">؛ </w:t>
       </w:r>
-      <w:hyperlink r:id="rId90">
-        <w:r>
-          <w:rPr>
-            <w:rtl/>
-            <w:cs/>
-            <w:lang w:val="ar_AE" w:bidi="ar_AE"/>
-          </w:rPr>
-          <w:rPr>
-            <w:color w:val="0000EE"/>
-            <w:u w:val="single"/>
-          </w:rPr>
-          <w:t>1 صموئيل 7:11–14</w:t>
-        </w:r>
-      </w:hyperlink>
+      <w:r>
+        <w:rPr>
+          <w:rtl/>
+          <w:cs/>
+          <w:lang w:val="ar_AE" w:bidi="ar_AE"/>
+        </w:rPr>
+        <w:t>1 صموئيل 7:11–14</w:t>
+      </w:r>
       <w:r>
         <w:rPr>
           <w:rtl/>
@@ -9082,20 +8524,14 @@
         </w:rPr>
         <w:t>الرسالة التي كتبتها الملكة أستير … قدمت تأييدًا رسميًا إضافيًا لاقتراح مردخاي (</w:t>
       </w:r>
-      <w:hyperlink r:id="rId91">
-        <w:r>
-          <w:rPr>
-            <w:rtl/>
-            <w:cs/>
-            <w:lang w:val="ar_AE" w:bidi="ar_AE"/>
-          </w:rPr>
-          <w:rPr>
-            <w:color w:val="0000EE"/>
-            <w:u w:val="single"/>
-          </w:rPr>
-          <w:t>9:20–23</w:t>
-        </w:r>
-      </w:hyperlink>
+      <w:r>
+        <w:rPr>
+          <w:rtl/>
+          <w:cs/>
+          <w:lang w:val="ar_AE" w:bidi="ar_AE"/>
+        </w:rPr>
+        <w:t>9:20–23</w:t>
+      </w:r>
       <w:r>
         <w:rPr>
           <w:rtl/>
@@ -9305,20 +8741,14 @@
         </w:rPr>
         <w:t>لم يكن مردخاي اليهودي يتباهى بنفسه كما فعل هامان (</w:t>
       </w:r>
-      <w:hyperlink r:id="rId92">
-        <w:r>
-          <w:rPr>
-            <w:rtl/>
-            <w:cs/>
-            <w:lang w:val="ar_AE" w:bidi="ar_AE"/>
-          </w:rPr>
-          <w:rPr>
-            <w:color w:val="0000EE"/>
-            <w:u w:val="single"/>
-          </w:rPr>
-          <w:t>5:11–12</w:t>
-        </w:r>
-      </w:hyperlink>
+      <w:r>
+        <w:rPr>
+          <w:rtl/>
+          <w:cs/>
+          <w:lang w:val="ar_AE" w:bidi="ar_AE"/>
+        </w:rPr>
+        <w:t>5:11–12</w:t>
+      </w:r>
       <w:r>
         <w:rPr>
           <w:rtl/>
